--- a/docs/deep-dive-manuel-liaison.docx
+++ b/docs/deep-dive-manuel-liaison.docx
@@ -2,13 +2,13 @@
 <file path=word/document.xml><?xml version="1.0" encoding="utf-8"?>
 <w:document xmlns:w="http://schemas.openxmlformats.org/wordprocessingml/2006/main" xmlns:m="http://schemas.openxmlformats.org/officeDocument/2006/math" xmlns:r="http://schemas.openxmlformats.org/officeDocument/2006/relationships" xmlns:o="urn:schemas-microsoft-com:office:office" xmlns:v="urn:schemas-microsoft-com:vml" xmlns:w10="urn:schemas-microsoft-com:office:word" xmlns:a="http://schemas.openxmlformats.org/drawingml/2006/main" xmlns:pic="http://schemas.openxmlformats.org/drawingml/2006/picture" xmlns:wp="http://schemas.openxmlformats.org/drawingml/2006/wordprocessingDrawing">
   <w:body>
-    <w:bookmarkStart w:id="49" w:name="manuel-dutilisation--liaison-pièces"/>
+    <w:bookmarkStart w:id="50" w:name="manuel-dutilisation-liaison-pièces"/>
     <w:p>
       <w:pPr>
         <w:pStyle w:val="Heading1"/>
       </w:pPr>
       <w:r>
-        <w:t xml:space="preserve">Manuel d'utilisation — Liaison Pièces</w:t>
+        <w:t xml:space="preserve">Manuel d’utilisation — Liaison Pièces</w:t>
       </w:r>
     </w:p>
     <w:p>
@@ -26,7 +26,7 @@
         <w:t xml:space="preserve"> </w:t>
       </w:r>
       <w:r>
-        <w:t xml:space="preserve">Pièces — Marketplace de pièces auto d'occasion</w:t>
+        <w:t xml:space="preserve">Pièces — Marketplace de pièces auto d’occasion</w:t>
       </w:r>
       <w:r>
         <w:t xml:space="preserve"> </w:t>
@@ -42,7 +42,7 @@
         <w:t xml:space="preserve"> </w:t>
       </w:r>
       <w:r>
-        <w:t xml:space="preserve">Côte d'Ivoire (Abidjan)</w:t>
+        <w:t xml:space="preserve">Côte d’Ivoire (Abidjan)</w:t>
       </w:r>
       <w:r>
         <w:t xml:space="preserve"> </w:t>
@@ -90,7 +90,7 @@
         <w:pStyle w:val="Heading2"/>
       </w:pPr>
       <w:r>
-        <w:t xml:space="preserve">À qui s'adresse ce document</w:t>
+        <w:t xml:space="preserve">À qui s’adresse ce document</w:t>
       </w:r>
     </w:p>
     <w:p>
@@ -111,7 +111,7 @@
         <w:t xml:space="preserve">Liaison Pièces</w:t>
       </w:r>
       <w:r>
-        <w:t xml:space="preserve">, employé terrain chargé de démarcher les vendeurs de pièces auto, de les onboarder sur la plateforme, et — pour une partie d'entre eux — de gérer le compte vendeur en leur nom le temps qu'ils prennent leur autonomie.</w:t>
+        <w:t xml:space="preserve">, employé terrain chargé de démarcher les vendeurs de pièces auto, de les onboarder sur la plateforme, et — pour une partie d’entre eux — de gérer le compte vendeur en leur nom le temps qu’ils prennent leur autonomie.</w:t>
       </w:r>
     </w:p>
     <w:p>
@@ -119,7 +119,7 @@
         <w:pStyle w:val="BodyText"/>
       </w:pPr>
       <w:r>
-        <w:t xml:space="preserve">C'est la première personne que voit le vendeur. C'est aussi celle qui rend le catalogue de Pièces possible.</w:t>
+        <w:t xml:space="preserve">C’est la première personne que voit le vendeur. C’est aussi celle qui rend le catalogue de Pièces possible.</w:t>
       </w:r>
     </w:p>
     <w:p>
@@ -186,7 +186,7 @@
           <w:rPr>
             <w:rStyle w:val="Hyperlink"/>
           </w:rPr>
-          <w:t xml:space="preserve">Préparation d'une visite vendeur</w:t>
+          <w:t xml:space="preserve">Préparation d’une visite vendeur</w:t>
         </w:r>
       </w:hyperlink>
     </w:p>
@@ -351,7 +351,7 @@
       </w:r>
     </w:p>
     <w:bookmarkEnd w:id="21"/>
-    <w:bookmarkStart w:id="22" w:name="Xef82784e60c357660802af90fdddd6453ff4945"/>
+    <w:bookmarkStart w:id="23" w:name="mission-du-liaison"/>
     <w:p>
       <w:pPr>
         <w:pStyle w:val="Heading2"/>
@@ -431,7 +431,7 @@
         <w:t xml:space="preserve"> </w:t>
       </w:r>
       <w:r>
-        <w:t xml:space="preserve">les commandes pour les vendeurs qui n'ont pas encore leur propre compte actif : transmettre les demandes, suivre la livraison, faire le pont avec un employé du vendeur ou le vendeur lui-même.</w:t>
+        <w:t xml:space="preserve">les commandes pour les vendeurs qui n’ont pas encore leur propre compte actif : transmettre les demandes, suivre la livraison, faire le pont avec un employé du vendeur ou le vendeur lui-même.</w:t>
       </w:r>
     </w:p>
     <w:p>
@@ -461,7 +461,7 @@
         <w:t xml:space="preserve"> </w:t>
       </w:r>
       <w:r>
-        <w:t xml:space="preserve">(le Liaison l'a aidé à l'activer, le vendeur prend le relais) — le Liaison agit alors comme accompagnateur, pas comme gestionnaire.</w:t>
+        <w:t xml:space="preserve">(le Liaison l’a aidé à l’activer, le vendeur prend le relais) — le Liaison agit alors comme accompagnateur, pas comme gestionnaire.</w:t>
       </w:r>
     </w:p>
     <w:p>
@@ -483,7 +483,7 @@
         <w:t xml:space="preserve"> </w:t>
       </w:r>
       <w:r>
-        <w:t xml:space="preserve">— le compte vendeur existe dans la base mais c'est le Liaison qui saisit le catalogue et coordonne les ventes au quotidien.</w:t>
+        <w:t xml:space="preserve">— le compte vendeur existe dans la base mais c’est le Liaison qui saisit le catalogue et coordonne les ventes au quotidien.</w:t>
       </w:r>
     </w:p>
     <w:p>
@@ -491,7 +491,39 @@
         <w:pStyle w:val="FirstParagraph"/>
       </w:pPr>
       <w:r>
-        <w:t xml:space="preserve">Dans les deux cas, le Liaison reste l'interlocuteur de premier niveau pour le vendeur.</w:t>
+        <w:t xml:space="preserve">Dans les deux cas, le Liaison reste l’interlocuteur de premier niveau pour le vendeur.</w:t>
+      </w:r>
+    </w:p>
+    <w:p>
+      <w:pPr>
+        <w:pStyle w:val="BlockText"/>
+      </w:pPr>
+      <w:r>
+        <w:rPr>
+          <w:b/>
+          <w:bCs/>
+        </w:rPr>
+        <w:t xml:space="preserve">Ce manuel couvre l’outil, pas la conversation.</w:t>
+      </w:r>
+      <w:r>
+        <w:t xml:space="preserve"> </w:t>
+      </w:r>
+      <w:r>
+        <w:t xml:space="preserve">Pour le démarchage proprement dit — ce qu’on dit en entrant dans le magasin, la trame d’entretien, l’argumentaire, les objections et le closing — la référence est la</w:t>
+      </w:r>
+      <w:r>
+        <w:t xml:space="preserve"> </w:t>
+      </w:r>
+      <w:hyperlink r:id="rId22">
+        <w:r>
+          <w:rPr>
+            <w:rStyle w:val="Hyperlink"/>
+          </w:rPr>
+          <w:t xml:space="preserve">Bible du démarchage vendeurs</w:t>
+        </w:r>
+      </w:hyperlink>
+      <w:r>
+        <w:t xml:space="preserve">. Les deux documents se lisent ensemble : la bible amène le « oui », ce manuel l’exécute.</w:t>
       </w:r>
     </w:p>
     <w:p>
@@ -501,8 +533,8 @@
         </w:pict>
       </w:r>
     </w:p>
-    <w:bookmarkEnd w:id="22"/>
-    <w:bookmarkStart w:id="26" w:name="Xb13f330a6fa486f5acdc47a35b1bd1bdc237a21"/>
+    <w:bookmarkEnd w:id="23"/>
+    <w:bookmarkStart w:id="27" w:name="connexion-et-accès-au-tableau-de-bord"/>
     <w:p>
       <w:pPr>
         <w:pStyle w:val="Heading2"/>
@@ -511,7 +543,7 @@
         <w:t xml:space="preserve">2. Connexion et accès au tableau de bord</w:t>
       </w:r>
     </w:p>
-    <w:bookmarkStart w:id="23" w:name="première-connexion"/>
+    <w:bookmarkStart w:id="24" w:name="première-connexion"/>
     <w:p>
       <w:pPr>
         <w:pStyle w:val="Heading3"/>
@@ -592,17 +624,17 @@
         <w:t xml:space="preserve"> </w:t>
       </w:r>
       <w:r>
-        <w:t xml:space="preserve">doit être attribué par un administrateur Pièces. Sans ce rôle, l'espace Liaison est inaccessible.</w:t>
-      </w:r>
-    </w:p>
-    <w:bookmarkEnd w:id="23"/>
-    <w:bookmarkStart w:id="24" w:name="accéder-à-lespace-liaison"/>
+        <w:t xml:space="preserve">doit être attribué par un administrateur Pièces. Sans ce rôle, l’espace Liaison est inaccessible.</w:t>
+      </w:r>
+    </w:p>
+    <w:bookmarkEnd w:id="24"/>
+    <w:bookmarkStart w:id="25" w:name="accéder-à-lespace-liaison"/>
     <w:p>
       <w:pPr>
         <w:pStyle w:val="Heading3"/>
       </w:pPr>
       <w:r>
-        <w:t xml:space="preserve">Accéder à l'espace Liaison</w:t>
+        <w:t xml:space="preserve">Accéder à l’espace Liaison</w:t>
       </w:r>
     </w:p>
     <w:p>
@@ -740,7 +772,7 @@
         <w:pStyle w:val="FirstParagraph"/>
       </w:pPr>
       <w:r>
-        <w:t xml:space="preserve">L'URL directe est</w:t>
+        <w:t xml:space="preserve">L’URL directe est</w:t>
       </w:r>
       <w:r>
         <w:t xml:space="preserve"> </w:t>
@@ -755,8 +787,8 @@
         <w:t xml:space="preserve">.</w:t>
       </w:r>
     </w:p>
-    <w:bookmarkEnd w:id="24"/>
-    <w:bookmarkStart w:id="25" w:name="changer-de-contexte"/>
+    <w:bookmarkEnd w:id="25"/>
+    <w:bookmarkStart w:id="26" w:name="changer-de-contexte"/>
     <w:p>
       <w:pPr>
         <w:pStyle w:val="Heading3"/>
@@ -822,15 +854,15 @@
         </w:pict>
       </w:r>
     </w:p>
-    <w:bookmarkEnd w:id="25"/>
     <w:bookmarkEnd w:id="26"/>
-    <w:bookmarkStart w:id="27" w:name="Xcccabe0b2358512fd693ccc289ace883a6f4817"/>
+    <w:bookmarkEnd w:id="27"/>
+    <w:bookmarkStart w:id="28" w:name="préparation-dune-visite-vendeur"/>
     <w:p>
       <w:pPr>
         <w:pStyle w:val="Heading2"/>
       </w:pPr>
       <w:r>
-        <w:t xml:space="preserve">3. Préparation d'une visite vendeur</w:t>
+        <w:t xml:space="preserve">3. Préparation d’une visite vendeur</w:t>
       </w:r>
     </w:p>
     <w:p>
@@ -838,13 +870,14 @@
         <w:pStyle w:val="FirstParagraph"/>
       </w:pPr>
       <w:r>
-        <w:t xml:space="preserve">Avant d'aller voir un nouveau vendeur, rassembler les informations suivantes :</w:t>
+        <w:t xml:space="preserve">Avant d’aller voir un nouveau vendeur, rassembler les informations suivantes :</w:t>
       </w:r>
     </w:p>
     <w:tbl>
       <w:tblPr>
         <w:tblStyle w:val="Table"/>
-        <w:tblW w:type="auto" w:w="0"/>
+        <w:tblW w:type="pct" w:w="5000"/>
+        <w:tblLayout w:type="fixed"/>
         <w:tblLook w:firstRow="1" w:lastRow="0" w:firstColumn="0" w:lastColumn="0" w:noHBand="0" w:noVBand="0" w:val="0020"/>
       </w:tblPr>
       <w:tblGrid>
@@ -1070,12 +1103,64 @@
           </w:p>
         </w:tc>
       </w:tr>
+      <w:tr>
+        <w:tc>
+          <w:tcPr/>
+          <w:p>
+            <w:pPr>
+              <w:pStyle w:val="Compact"/>
+            </w:pPr>
+            <w:r>
+              <w:rPr>
+                <w:b/>
+                <w:bCs/>
+              </w:rPr>
+              <w:t xml:space="preserve">Employé désigné pour la saisie</w:t>
+            </w:r>
+            <w:r>
+              <w:t xml:space="preserve"> </w:t>
+            </w:r>
+            <w:r>
+              <w:t xml:space="preserve">(nom + téléphone)</w:t>
+            </w:r>
+          </w:p>
+        </w:tc>
+        <w:tc>
+          <w:tcPr/>
+          <w:p>
+            <w:pPr>
+              <w:pStyle w:val="Compact"/>
+            </w:pPr>
+            <w:r>
+              <w:rPr>
+                <w:b/>
+                <w:bCs/>
+              </w:rPr>
+              <w:t xml:space="preserve">C’est lui qui publiera les arrivages après le passage du Liaison.</w:t>
+            </w:r>
+            <w:r>
+              <w:t xml:space="preserve"> </w:t>
+            </w:r>
+            <w:r>
+              <w:t xml:space="preserve">Sans ce nom, le catalogue s’arrête au jour de la visite</w:t>
+            </w:r>
+          </w:p>
+        </w:tc>
+      </w:tr>
     </w:tbl>
     <w:p>
       <w:pPr>
         <w:pStyle w:val="BodyText"/>
       </w:pPr>
       <w:r>
+        <w:t xml:space="preserve">Les six dernières lignes ne se remplissent pas au bureau : elles sortent de la découverte menée en magasin (blocs 1 à 5 de la trame d’entretien). Le nom de l’employé, en particulier, est la réponse à la question « qui connaît le stock par cœur ici ? ».</w:t>
+      </w:r>
+    </w:p>
+    <w:p>
+      <w:pPr>
+        <w:pStyle w:val="BodyText"/>
+      </w:pPr>
+      <w:r>
         <w:rPr>
           <w:b/>
           <w:bCs/>
@@ -1086,7 +1171,38 @@
         <w:t xml:space="preserve"> </w:t>
       </w:r>
       <w:r>
-        <w:t xml:space="preserve">prendre les coordonnées GPS pendant la visite via l'application Maps de son téléphone, puis les noter avant de remplir le formulaire dans Pièces.</w:t>
+        <w:t xml:space="preserve">prendre les coordonnées GPS pendant la visite via l’application Maps de son téléphone, puis les noter avant de remplir le formulaire dans Pièces.</w:t>
+      </w:r>
+    </w:p>
+    <w:p>
+      <w:pPr>
+        <w:pStyle w:val="BodyText"/>
+      </w:pPr>
+      <w:r>
+        <w:rPr>
+          <w:b/>
+          <w:bCs/>
+        </w:rPr>
+        <w:t xml:space="preserve">Après l’onboarding — la formation de l’employé.</w:t>
+      </w:r>
+      <w:r>
+        <w:t xml:space="preserve"> </w:t>
+      </w:r>
+      <w:r>
+        <w:t xml:space="preserve">La bible du démarchage promet au vendeur que son employé sera formé sur place,</w:t>
+      </w:r>
+      <w:r>
+        <w:t xml:space="preserve"> </w:t>
+      </w:r>
+      <w:r>
+        <w:rPr>
+          <w:b/>
+          <w:bCs/>
+        </w:rPr>
+        <w:t xml:space="preserve">en une demi-heure, sur son propre téléphone</w:t>
+      </w:r>
+      <w:r>
+        <w:t xml:space="preserve">. C’est un engagement pris en visite : il se tient. Concrètement, on lui fait publier deux ou trois pièces lui-même pendant qu’on est là — photo, état, prix, commission énoncée par le patron — plutôt que de le regarder faire. Un employé qui n’a jamais publié seul devant nous ne publiera pas après notre départ.</w:t>
       </w:r>
     </w:p>
     <w:p>
@@ -1096,8 +1212,8 @@
         </w:pict>
       </w:r>
     </w:p>
-    <w:bookmarkEnd w:id="27"/>
-    <w:bookmarkStart w:id="30" w:name="X092761085ebabd06212466505d798800833670f"/>
+    <w:bookmarkEnd w:id="28"/>
+    <w:bookmarkStart w:id="31" w:name="onboarder-un-nouveau-vendeur"/>
     <w:p>
       <w:pPr>
         <w:pStyle w:val="Heading2"/>
@@ -1106,7 +1222,7 @@
         <w:t xml:space="preserve">4. Onboarder un nouveau vendeur</w:t>
       </w:r>
     </w:p>
-    <w:bookmarkStart w:id="28" w:name="étape-par-étape"/>
+    <w:bookmarkStart w:id="29" w:name="étape-par-étape"/>
     <w:p>
       <w:pPr>
         <w:pStyle w:val="Heading3"/>
@@ -1372,7 +1488,7 @@
         <w:t xml:space="preserve"> </w:t>
       </w:r>
       <w:r>
-        <w:t xml:space="preserve">: CNI (numéro de carte nationale d'identité)</w:t>
+        <w:t xml:space="preserve">: CNI (numéro de carte nationale d’identité)</w:t>
       </w:r>
     </w:p>
     <w:p>
@@ -1394,7 +1510,7 @@
         <w:t xml:space="preserve"> </w:t>
       </w:r>
       <w:r>
-        <w:t xml:space="preserve">(sélection dans la liste des communes d'Abidjan)</w:t>
+        <w:t xml:space="preserve">(sélection dans la liste des communes d’Abidjan)</w:t>
       </w:r>
     </w:p>
     <w:p>
@@ -1487,7 +1603,7 @@
         <w:pStyle w:val="FirstParagraph"/>
       </w:pPr>
       <w:r>
-        <w:t xml:space="preserve">À l'issue, le vendeur est créé avec le statut</w:t>
+        <w:t xml:space="preserve">À l’issue, le vendeur est créé avec le statut</w:t>
       </w:r>
       <w:r>
         <w:t xml:space="preserve"> </w:t>
@@ -1516,11 +1632,20 @@
         <w:t xml:space="preserve"> </w:t>
       </w:r>
       <w:r>
-        <w:t xml:space="preserve">du Liaison avec un badge orange "En attente d'activation".</w:t>
-      </w:r>
-    </w:p>
-    <w:bookmarkEnd w:id="28"/>
-    <w:bookmarkStart w:id="29" w:name="activer-le-vendeur"/>
+        <w:t xml:space="preserve">du Liaison avec un badge orange</w:t>
+      </w:r>
+      <w:r>
+        <w:t xml:space="preserve"> </w:t>
+      </w:r>
+      <w:r>
+        <w:t xml:space="preserve">“En attente d’activation”</w:t>
+      </w:r>
+      <w:r>
+        <w:t xml:space="preserve">.</w:t>
+      </w:r>
+    </w:p>
+    <w:bookmarkEnd w:id="29"/>
+    <w:bookmarkStart w:id="30" w:name="activer-le-vendeur"/>
     <w:p>
       <w:pPr>
         <w:pStyle w:val="Heading3"/>
@@ -1534,7 +1659,7 @@
         <w:pStyle w:val="FirstParagraph"/>
       </w:pPr>
       <w:r>
-        <w:t xml:space="preserve">L'activation est l'étape qui passe le vendeur du statut PENDING_ACTIVATION à</w:t>
+        <w:t xml:space="preserve">L’activation est l’étape qui passe le vendeur du statut PENDING_ACTIVATION à</w:t>
       </w:r>
       <w:r>
         <w:t xml:space="preserve"> </w:t>
@@ -1559,23 +1684,20 @@
         </w:numPr>
       </w:pPr>
       <w:r>
-        <w:t xml:space="preserve">La</w:t>
-      </w:r>
-      <w:r>
-        <w:t xml:space="preserve"> </w:t>
-      </w:r>
-      <w:r>
-        <w:rPr>
-          <w:b/>
-          <w:bCs/>
-        </w:rPr>
-        <w:t xml:space="preserve">signature des garanties vendeur</w:t>
-      </w:r>
-      <w:r>
-        <w:t xml:space="preserve"> </w:t>
-      </w:r>
-      <w:r>
-        <w:t xml:space="preserve">(responsabilité produit, délais, conditions de retour).</w:t>
+        <w:t xml:space="preserve">L’</w:t>
+      </w:r>
+      <w:r>
+        <w:rPr>
+          <w:b/>
+          <w:bCs/>
+        </w:rPr>
+        <w:t xml:space="preserve">acceptation du socle de reprise</w:t>
+      </w:r>
+      <w:r>
+        <w:t xml:space="preserve"> </w:t>
+      </w:r>
+      <w:r>
+        <w:t xml:space="preserve">(reprise si la livraison échoue, si l’acheteur refuse la pièce à la livraison, ou en cas de non-conformité signalée sous 24 h). La garantie commerciale, elle, reste au choix du vendeur, pièce par pièce.</w:t>
       </w:r>
     </w:p>
     <w:p>
@@ -1595,7 +1717,7 @@
         <w:pStyle w:val="FirstParagraph"/>
       </w:pPr>
       <w:r>
-        <w:t xml:space="preserve">Tant que le vendeur n'est pas ACTIVE, ses pièces peuvent être ajoutées au catalogue mais les</w:t>
+        <w:t xml:space="preserve">Tant que le vendeur n’est pas ACTIVE, ses pièces peuvent être ajoutées au catalogue mais les</w:t>
       </w:r>
       <w:r>
         <w:t xml:space="preserve"> </w:t>
@@ -1618,9 +1740,9 @@
         </w:pict>
       </w:r>
     </w:p>
-    <w:bookmarkEnd w:id="29"/>
     <w:bookmarkEnd w:id="30"/>
-    <w:bookmarkStart w:id="32" w:name="Xc054165293ab4060396782f88f62f89fd72a249"/>
+    <w:bookmarkEnd w:id="31"/>
+    <w:bookmarkStart w:id="33" w:name="ajouter-une-pièce-au-catalogue"/>
     <w:p>
       <w:pPr>
         <w:pStyle w:val="Heading2"/>
@@ -1706,7 +1828,16 @@
         <w:t xml:space="preserve"> </w:t>
       </w:r>
       <w:r>
-        <w:t xml:space="preserve">(obligatoire, ex : "Alternateur 90A")</w:t>
+        <w:t xml:space="preserve">(obligatoire, ex :</w:t>
+      </w:r>
+      <w:r>
+        <w:t xml:space="preserve"> </w:t>
+      </w:r>
+      <w:r>
+        <w:t xml:space="preserve">“Alternateur 90A”</w:t>
+      </w:r>
+      <w:r>
+        <w:t xml:space="preserve">)</w:t>
       </w:r>
     </w:p>
     <w:p>
@@ -1794,7 +1925,7 @@
         <w:t xml:space="preserve"> </w:t>
       </w:r>
       <w:r>
-        <w:t xml:space="preserve">— pièce démontée d'un véhicule</w:t>
+        <w:t xml:space="preserve">— pièce démontée d’un véhicule</w:t>
       </w:r>
     </w:p>
     <w:p>
@@ -1904,7 +2035,16 @@
         <w:t xml:space="preserve"> </w:t>
       </w:r>
       <w:r>
-        <w:t xml:space="preserve">(marque · modèle · année — ex : "Toyota Hilux 2010-2015")</w:t>
+        <w:t xml:space="preserve">(marque · modèle · année — ex :</w:t>
+      </w:r>
+      <w:r>
+        <w:t xml:space="preserve"> </w:t>
+      </w:r>
+      <w:r>
+        <w:t xml:space="preserve">“Toyota Hilux 2010-2015”</w:t>
+      </w:r>
+      <w:r>
+        <w:t xml:space="preserve">)</w:t>
       </w:r>
     </w:p>
     <w:p>
@@ -2000,7 +2140,7 @@
         <w:t xml:space="preserve">dans le catalogue public.</w:t>
       </w:r>
     </w:p>
-    <w:bookmarkStart w:id="31" w:name="photos"/>
+    <w:bookmarkStart w:id="32" w:name="photos"/>
     <w:p>
       <w:pPr>
         <w:pStyle w:val="Heading3"/>
@@ -2014,7 +2154,7 @@
         <w:pStyle w:val="FirstParagraph"/>
       </w:pPr>
       <w:r>
-        <w:t xml:space="preserve">L'upload de photos détaillées (jusqu'à 3 par pièce) se fait via le flux vendeur classique. Pour les pièces saisies par le Liaison, prendre au minimum une photo claire qui sert d'image principale lors de la saisie initiale.</w:t>
+        <w:t xml:space="preserve">L’upload de photos détaillées (jusqu’à 3 par pièce) se fait via le flux vendeur classique. Pour les pièces saisies par le Liaison, prendre au minimum une photo claire qui sert d’image principale lors de la saisie initiale.</w:t>
       </w:r>
     </w:p>
     <w:p>
@@ -2024,15 +2164,15 @@
         </w:pict>
       </w:r>
     </w:p>
-    <w:bookmarkEnd w:id="31"/>
     <w:bookmarkEnd w:id="32"/>
-    <w:bookmarkStart w:id="36" w:name="X1fdfb4ab5f1f454a77c5f0b2ec3251babb69e4e"/>
+    <w:bookmarkEnd w:id="33"/>
+    <w:bookmarkStart w:id="37" w:name="faire-fixer-et-enregistrer-la-commission"/>
     <w:p>
       <w:pPr>
         <w:pStyle w:val="Heading2"/>
       </w:pPr>
       <w:r>
-        <w:t xml:space="preserve">6. Négocier et enregistrer la commission</w:t>
+        <w:t xml:space="preserve">6. Faire fixer et enregistrer la commission</w:t>
       </w:r>
     </w:p>
     <w:p>
@@ -2056,32 +2196,29 @@
         <w:t xml:space="preserve"> </w:t>
       </w:r>
       <w:r>
-        <w:t xml:space="preserve">: la part du prix de vente qui revient à la plateforme. Cette commission est</w:t>
-      </w:r>
-      <w:r>
-        <w:t xml:space="preserve"> </w:t>
-      </w:r>
-      <w:r>
-        <w:rPr>
-          <w:b/>
-          <w:bCs/>
-        </w:rPr>
-        <w:t xml:space="preserve">agréée avec le vendeur</w:t>
-      </w:r>
-      <w:r>
-        <w:t xml:space="preserve"> </w:t>
-      </w:r>
-      <w:r>
-        <w:t xml:space="preserve">lors de l'onboarding ou de l'ajout de chaque pièce.</w:t>
-      </w:r>
-    </w:p>
-    <w:bookmarkStart w:id="33" w:name="comment-fixer-le-montant"/>
+        <w:t xml:space="preserve">: la part du prix de vente qui revient à la plateforme.</w:t>
+      </w:r>
+      <w:r>
+        <w:t xml:space="preserve"> </w:t>
+      </w:r>
+      <w:r>
+        <w:rPr>
+          <w:b/>
+          <w:bCs/>
+        </w:rPr>
+        <w:t xml:space="preserve">C’est le vendeur qui la fixe</w:t>
+      </w:r>
+      <w:r>
+        <w:t xml:space="preserve">, pièce par pièce, au moment de la publication. Le rôle du Liaison est de lui poser la question, d’enregistrer sa réponse telle quelle, et de la faire agréer (section 7).</w:t>
+      </w:r>
+    </w:p>
+    <w:bookmarkStart w:id="34" w:name="le-liaison-ne-propose-jamais-de-montant"/>
     <w:p>
       <w:pPr>
         <w:pStyle w:val="Heading3"/>
       </w:pPr>
       <w:r>
-        <w:t xml:space="preserve">Comment fixer le montant</w:t>
+        <w:t xml:space="preserve">Le Liaison ne propose jamais de montant</w:t>
       </w:r>
     </w:p>
     <w:p>
@@ -2089,68 +2226,28 @@
         <w:pStyle w:val="FirstParagraph"/>
       </w:pPr>
       <w:r>
-        <w:t xml:space="preserve">Il n'y a</w:t>
-      </w:r>
-      <w:r>
-        <w:t xml:space="preserve"> </w:t>
-      </w:r>
-      <w:r>
-        <w:rPr>
-          <w:b/>
-          <w:bCs/>
-        </w:rPr>
-        <w:t xml:space="preserve">pas de pourcentage imposé</w:t>
-      </w:r>
-      <w:r>
-        <w:t xml:space="preserve">. Le Liaison négocie de bonne foi avec le vendeur en fonction :</w:t>
-      </w:r>
-    </w:p>
-    <w:p>
-      <w:pPr>
-        <w:pStyle w:val="Compact"/>
-        <w:numPr>
-          <w:ilvl w:val="0"/>
-          <w:numId w:val="1013"/>
-        </w:numPr>
-      </w:pPr>
-      <w:r>
-        <w:t xml:space="preserve">du type de pièce (rotative vs. lente),</w:t>
-      </w:r>
-    </w:p>
-    <w:p>
-      <w:pPr>
-        <w:pStyle w:val="Compact"/>
-        <w:numPr>
-          <w:ilvl w:val="0"/>
-          <w:numId w:val="1013"/>
-        </w:numPr>
-      </w:pPr>
-      <w:r>
-        <w:t xml:space="preserve">du prix de vente,</w:t>
-      </w:r>
-    </w:p>
-    <w:p>
-      <w:pPr>
-        <w:pStyle w:val="Compact"/>
-        <w:numPr>
-          <w:ilvl w:val="0"/>
-          <w:numId w:val="1013"/>
-        </w:numPr>
-      </w:pPr>
-      <w:r>
-        <w:t xml:space="preserve">de la marge habituelle du vendeur,</w:t>
-      </w:r>
-    </w:p>
-    <w:p>
-      <w:pPr>
-        <w:pStyle w:val="Compact"/>
-        <w:numPr>
-          <w:ilvl w:val="0"/>
-          <w:numId w:val="1013"/>
-        </w:numPr>
-      </w:pPr>
-      <w:r>
-        <w:t xml:space="preserve">de la complexité de la transaction.</w:t>
+        <w:t xml:space="preserve">C’est la règle la plus importante de cette section, et elle est sans exception :</w:t>
+      </w:r>
+      <w:r>
+        <w:t xml:space="preserve"> </w:t>
+      </w:r>
+      <w:r>
+        <w:rPr>
+          <w:b/>
+          <w:bCs/>
+        </w:rPr>
+        <w:t xml:space="preserve">on ne suggère ni taux, ni fourchette, ni montant</w:t>
+      </w:r>
+      <w:r>
+        <w:t xml:space="preserve">, même quand le vendeur insiste, même quand il demande « et vous, vous mettez combien d’habitude ? ».</w:t>
+      </w:r>
+    </w:p>
+    <w:p>
+      <w:pPr>
+        <w:pStyle w:val="BodyText"/>
+      </w:pPr>
+      <w:r>
+        <w:t xml:space="preserve">On lui renvoie la question :</w:t>
       </w:r>
     </w:p>
     <w:p>
@@ -2158,43 +2255,56 @@
         <w:pStyle w:val="BlockText"/>
       </w:pPr>
       <w:r>
-        <w:rPr>
-          <w:b/>
-          <w:bCs/>
-        </w:rPr>
-        <w:t xml:space="preserve">À titre indicatif</w:t>
-      </w:r>
-      <w:r>
-        <w:t xml:space="preserve"> </w:t>
-      </w:r>
-      <w:r>
-        <w:t xml:space="preserve">: on observe que les commissions s'établissent généralement entre</w:t>
-      </w:r>
-      <w:r>
-        <w:t xml:space="preserve"> </w:t>
-      </w:r>
-      <w:r>
-        <w:rPr>
-          <w:b/>
-          <w:bCs/>
-        </w:rPr>
-        <w:t xml:space="preserve">5 % et 10 %</w:t>
-      </w:r>
-      <w:r>
-        <w:t xml:space="preserve"> </w:t>
-      </w:r>
-      <w:r>
-        <w:t xml:space="preserve">du prix de vente, souvent autour de 8 %. Cela peut varier selon les vendeurs et les types de pièces ; à terme, les données collectées permettront d'affiner.</w:t>
-      </w:r>
-    </w:p>
-    <w:bookmarkEnd w:id="33"/>
-    <w:bookmarkStart w:id="34" w:name="plancher-de-sécurité"/>
+        <w:t xml:space="preserve">« C’est vous qui décidez. Sur une pièce à 25 000 F, vous seriez à l’aise à combien, pour un client que vous n’auriez pas eu autrement ? »</w:t>
+      </w:r>
+    </w:p>
+    <w:p>
+      <w:pPr>
+        <w:pStyle w:val="FirstParagraph"/>
+      </w:pPr>
+      <w:r>
+        <w:t xml:space="preserve">La raison est commerciale, pas administrative :</w:t>
+      </w:r>
+      <w:r>
+        <w:t xml:space="preserve"> </w:t>
+      </w:r>
+      <w:r>
+        <w:rPr>
+          <w:b/>
+          <w:bCs/>
+        </w:rPr>
+        <w:t xml:space="preserve">le premier chiffre qu’un Liaison prononce devient le barème de tout le marché</w:t>
+      </w:r>
+      <w:r>
+        <w:t xml:space="preserve">, et il ne redescend jamais. Nous voulons observer ce que les vendeurs acceptent réellement — c’est cette donnée qui permettra plus tard de construire une politique. Un chiffre soufflé la détruit.</w:t>
+      </w:r>
+    </w:p>
+    <w:p>
+      <w:pPr>
+        <w:pStyle w:val="BodyText"/>
+      </w:pPr>
+      <w:r>
+        <w:t xml:space="preserve">Ce que le Liaison a le droit de savoir, et que le vendeur n’a pas à entendre : sur le terrain, les commissions retenues se situent le plus souvent entre 5 et 10 %.</w:t>
+      </w:r>
+      <w:r>
+        <w:t xml:space="preserve"> </w:t>
+      </w:r>
+      <w:r>
+        <w:rPr>
+          <w:b/>
+          <w:bCs/>
+        </w:rPr>
+        <w:t xml:space="preserve">C’est une observation interne, jamais un argument de visite.</w:t>
+      </w:r>
+    </w:p>
+    <w:bookmarkEnd w:id="34"/>
+    <w:bookmarkStart w:id="35" w:name="il-ny-a-pas-de-plancher"/>
     <w:p>
       <w:pPr>
         <w:pStyle w:val="Heading3"/>
       </w:pPr>
       <w:r>
-        <w:t xml:space="preserve">Plancher de sécurité</w:t>
+        <w:t xml:space="preserve">Il n’y a pas de plancher</w:t>
       </w:r>
     </w:p>
     <w:p>
@@ -2202,35 +2312,70 @@
         <w:pStyle w:val="FirstParagraph"/>
       </w:pPr>
       <w:r>
-        <w:t xml:space="preserve">Pour protéger l'équilibre économique de la plateforme, un</w:t>
-      </w:r>
-      <w:r>
-        <w:t xml:space="preserve"> </w:t>
-      </w:r>
-      <w:r>
-        <w:rPr>
-          <w:b/>
-          <w:bCs/>
-        </w:rPr>
-        <w:t xml:space="preserve">plancher minimum</w:t>
-      </w:r>
-      <w:r>
-        <w:t xml:space="preserve"> </w:t>
-      </w:r>
-      <w:r>
-        <w:t xml:space="preserve">est appliqué automatiquement :</w:t>
-      </w:r>
-    </w:p>
-    <w:p>
-      <w:pPr>
-        <w:pStyle w:val="BlockText"/>
-      </w:pPr>
-      <w:r>
-        <w:rPr>
-          <w:b/>
-          <w:bCs/>
-        </w:rPr>
-        <w:t xml:space="preserve">Commission minimale = max(1 000 FCFA, 5 % du prix de vente)</w:t>
+        <w:t xml:space="preserve">Le système</w:t>
+      </w:r>
+      <w:r>
+        <w:t xml:space="preserve"> </w:t>
+      </w:r>
+      <w:r>
+        <w:rPr>
+          <w:b/>
+          <w:bCs/>
+        </w:rPr>
+        <w:t xml:space="preserve">enregistre le montant tel qu’il est saisi</w:t>
+      </w:r>
+      <w:r>
+        <w:t xml:space="preserve">, et</w:t>
+      </w:r>
+      <w:r>
+        <w:t xml:space="preserve"> </w:t>
+      </w:r>
+      <w:r>
+        <w:rPr>
+          <w:b/>
+          <w:bCs/>
+        </w:rPr>
+        <w:t xml:space="preserve">0 est accepté</w:t>
+      </w:r>
+      <w:r>
+        <w:t xml:space="preserve"> </w:t>
+      </w:r>
+      <w:r>
+        <w:t xml:space="preserve">: un vendeur peut publier une pièce sans commission. On gagne peu sur cette annonce-là, mais la donnée a de la valeur et le vendeur est entré dans le catalogue.</w:t>
+      </w:r>
+    </w:p>
+    <w:p>
+      <w:pPr>
+        <w:pStyle w:val="BodyText"/>
+      </w:pPr>
+      <w:r>
+        <w:t xml:space="preserve">Il n’y a donc</w:t>
+      </w:r>
+      <w:r>
+        <w:t xml:space="preserve"> </w:t>
+      </w:r>
+      <w:r>
+        <w:rPr>
+          <w:b/>
+          <w:bCs/>
+        </w:rPr>
+        <w:t xml:space="preserve">aucun rattrapage automatique</w:t>
+      </w:r>
+      <w:r>
+        <w:t xml:space="preserve"> </w:t>
+      </w:r>
+      <w:r>
+        <w:t xml:space="preserve">: le montant saisi est exactement le montant qui sera prélevé à la vente. Et le message à tenir en visite — « il n’y a pas de montant minimum » — est exact, on peut le dire sans réserve.</w:t>
+      </w:r>
+    </w:p>
+    <w:bookmarkEnd w:id="35"/>
+    <w:bookmarkStart w:id="36" w:name="X6006da6b0c2839be6c1a64732efe3773690ee04"/>
+    <w:p>
+      <w:pPr>
+        <w:pStyle w:val="Heading3"/>
+      </w:pPr>
+      <w:r>
+        <w:t xml:space="preserve">Cas particulier — vendeur qui saisit lui-même</w:t>
       </w:r>
     </w:p>
     <w:p>
@@ -2238,54 +2383,6 @@
         <w:pStyle w:val="FirstParagraph"/>
       </w:pPr>
       <w:r>
-        <w:t xml:space="preserve">Si le Liaison saisit un montant inférieur à ce plancher, le système l'enregistre automatiquement à la valeur du plancher. Un message discret prévient le Liaison quand cela arrive (</w:t>
-      </w:r>
-      <w:r>
-        <w:rPr>
-          <w:rStyle w:val="VerbatimChar"/>
-        </w:rPr>
-        <w:t xml:space="preserve">Plancher de sécurité : sera enregistrée à X FCFA minimum</w:t>
-      </w:r>
-      <w:r>
-        <w:t xml:space="preserve">).</w:t>
-      </w:r>
-    </w:p>
-    <w:p>
-      <w:pPr>
-        <w:pStyle w:val="BodyText"/>
-      </w:pPr>
-      <w:r>
-        <w:t xml:space="preserve">Le plancher est une</w:t>
-      </w:r>
-      <w:r>
-        <w:t xml:space="preserve"> </w:t>
-      </w:r>
-      <w:r>
-        <w:rPr>
-          <w:b/>
-          <w:bCs/>
-        </w:rPr>
-        <w:t xml:space="preserve">règle technique de sécurité</w:t>
-      </w:r>
-      <w:r>
-        <w:t xml:space="preserve">, pas une cible commerciale. La cible commerciale est celle qu'on a négociée avec le vendeur.</w:t>
-      </w:r>
-    </w:p>
-    <w:bookmarkEnd w:id="34"/>
-    <w:bookmarkStart w:id="35" w:name="X938cc4b0ba0e92b6c51dda7c2f2f6790d3e0085"/>
-    <w:p>
-      <w:pPr>
-        <w:pStyle w:val="Heading3"/>
-      </w:pPr>
-      <w:r>
-        <w:t xml:space="preserve">Cas particulier — vendeur qui saisit lui-même</w:t>
-      </w:r>
-    </w:p>
-    <w:p>
-      <w:pPr>
-        <w:pStyle w:val="FirstParagraph"/>
-      </w:pPr>
-      <w:r>
         <w:t xml:space="preserve">Quand le vendeur a son propre compte et saisit ses propres pièces,</w:t>
       </w:r>
       <w:r>
@@ -2296,13 +2393,13 @@
           <w:b/>
           <w:bCs/>
         </w:rPr>
-        <w:t xml:space="preserve">il doit lui-même indiquer la commission</w:t>
-      </w:r>
-      <w:r>
-        <w:t xml:space="preserve"> </w:t>
-      </w:r>
-      <w:r>
-        <w:t xml:space="preserve">dans son interface vendeur. La même règle de plancher s'applique. Le Liaison peut accompagner le vendeur dans cette étape lors de l'onboarding, mais à terme c'est au vendeur de définir la commission de chacune de ses pièces.</w:t>
+        <w:t xml:space="preserve">il indique lui-même la commission</w:t>
+      </w:r>
+      <w:r>
+        <w:t xml:space="preserve"> </w:t>
+      </w:r>
+      <w:r>
+        <w:t xml:space="preserve">dans son interface vendeur — là encore sans plancher, et 0 accepté. Le Liaison peut l’accompagner sur cette étape lors de l’onboarding, mais c’est bien au vendeur de définir la commission de chacune de ses pièces. C’est d’ailleurs le cas cible : à terme, tout passe par lui.</w:t>
       </w:r>
     </w:p>
     <w:p>
@@ -2312,9 +2409,9 @@
         </w:pict>
       </w:r>
     </w:p>
-    <w:bookmarkEnd w:id="35"/>
     <w:bookmarkEnd w:id="36"/>
-    <w:bookmarkStart w:id="40" w:name="X0cfa6e42ab7eb24fef3db5fc0847ca345d136f1"/>
+    <w:bookmarkEnd w:id="37"/>
+    <w:bookmarkStart w:id="41" w:name="X214a532742eeb025de307657c4ebca8b8f1da5d"/>
     <w:p>
       <w:pPr>
         <w:pStyle w:val="Heading2"/>
@@ -2341,10 +2438,10 @@
         <w:t xml:space="preserve">chaque commission doit être explicitement agréée par le vendeur</w:t>
       </w:r>
       <w:r>
-        <w:t xml:space="preserve">. C'est ce qui distingue une simple proposition d'un accord engageant.</w:t>
-      </w:r>
-    </w:p>
-    <w:bookmarkStart w:id="37" w:name="workflow"/>
+        <w:t xml:space="preserve">. C’est ce qui distingue une simple proposition d’un accord engageant.</w:t>
+      </w:r>
+    </w:p>
+    <w:bookmarkStart w:id="38" w:name="workflow"/>
     <w:p>
       <w:pPr>
         <w:pStyle w:val="Heading3"/>
@@ -2358,100 +2455,106 @@
         <w:pStyle w:val="Compact"/>
         <w:numPr>
           <w:ilvl w:val="0"/>
+          <w:numId w:val="1013"/>
+        </w:numPr>
+      </w:pPr>
+      <w:r>
+        <w:t xml:space="preserve">Lors de la visite, après avoir saisi la pièce,</w:t>
+      </w:r>
+      <w:r>
+        <w:t xml:space="preserve"> </w:t>
+      </w:r>
+      <w:r>
+        <w:rPr>
+          <w:b/>
+          <w:bCs/>
+        </w:rPr>
+        <w:t xml:space="preserve">montrer l’écran au vendeur</w:t>
+      </w:r>
+      <w:r>
+        <w:t xml:space="preserve"> </w:t>
+      </w:r>
+      <w:r>
+        <w:t xml:space="preserve">(ou imprimer une fiche récapitulative).</w:t>
+      </w:r>
+    </w:p>
+    <w:p>
+      <w:pPr>
+        <w:pStyle w:val="Compact"/>
+        <w:numPr>
+          <w:ilvl w:val="0"/>
+          <w:numId w:val="1013"/>
+        </w:numPr>
+      </w:pPr>
+      <w:r>
+        <w:t xml:space="preserve">Énoncer clairement :</w:t>
+      </w:r>
+      <w:r>
+        <w:t xml:space="preserve"> </w:t>
+      </w:r>
+      <w:r>
+        <w:t xml:space="preserve">“Pour cette pièce, vous nous reversez X FCFA de commission par vente.”</w:t>
+      </w:r>
+    </w:p>
+    <w:p>
+      <w:pPr>
+        <w:pStyle w:val="Compact"/>
+        <w:numPr>
+          <w:ilvl w:val="0"/>
+          <w:numId w:val="1013"/>
+        </w:numPr>
+      </w:pPr>
+      <w:r>
+        <w:t xml:space="preserve">Une fois l’accord verbal obtenu, depuis la page</w:t>
+      </w:r>
+      <w:r>
+        <w:t xml:space="preserve"> </w:t>
+      </w:r>
+      <w:r>
+        <w:rPr>
+          <w:b/>
+          <w:bCs/>
+        </w:rPr>
+        <w:t xml:space="preserve">Modifier la pièce</w:t>
+      </w:r>
+      <w:r>
+        <w:t xml:space="preserve"> </w:t>
+      </w:r>
+      <w:r>
+        <w:t xml:space="preserve">:</w:t>
+      </w:r>
+    </w:p>
+    <w:p>
+      <w:pPr>
+        <w:pStyle w:val="Compact"/>
+        <w:numPr>
+          <w:ilvl w:val="1"/>
           <w:numId w:val="1014"/>
         </w:numPr>
       </w:pPr>
       <w:r>
-        <w:t xml:space="preserve">Lors de la visite, après avoir saisi la pièce,</w:t>
-      </w:r>
-      <w:r>
-        <w:t xml:space="preserve"> </w:t>
-      </w:r>
-      <w:r>
-        <w:rPr>
-          <w:b/>
-          <w:bCs/>
-        </w:rPr>
-        <w:t xml:space="preserve">montrer l'écran au vendeur</w:t>
-      </w:r>
-      <w:r>
-        <w:t xml:space="preserve"> </w:t>
-      </w:r>
-      <w:r>
-        <w:t xml:space="preserve">(ou imprimer une fiche récapitulative).</w:t>
-      </w:r>
-    </w:p>
-    <w:p>
-      <w:pPr>
-        <w:pStyle w:val="Compact"/>
-        <w:numPr>
-          <w:ilvl w:val="0"/>
+        <w:t xml:space="preserve">Cliquer le bouton vert</w:t>
+      </w:r>
+      <w:r>
+        <w:t xml:space="preserve"> </w:t>
+      </w:r>
+      <w:r>
+        <w:rPr>
+          <w:b/>
+          <w:bCs/>
+        </w:rPr>
+        <w:t xml:space="preserve">“Marquer agréée”</w:t>
+      </w:r>
+      <w:r>
+        <w:t xml:space="preserve">.</w:t>
+      </w:r>
+    </w:p>
+    <w:p>
+      <w:pPr>
+        <w:pStyle w:val="Compact"/>
+        <w:numPr>
+          <w:ilvl w:val="1"/>
           <w:numId w:val="1014"/>
-        </w:numPr>
-      </w:pPr>
-      <w:r>
-        <w:t xml:space="preserve">Énoncer clairement : "Pour cette pièce, vous nous reversez X FCFA de commission par vente."</w:t>
-      </w:r>
-    </w:p>
-    <w:p>
-      <w:pPr>
-        <w:pStyle w:val="Compact"/>
-        <w:numPr>
-          <w:ilvl w:val="0"/>
-          <w:numId w:val="1014"/>
-        </w:numPr>
-      </w:pPr>
-      <w:r>
-        <w:t xml:space="preserve">Une fois l'accord verbal obtenu, depuis la page</w:t>
-      </w:r>
-      <w:r>
-        <w:t xml:space="preserve"> </w:t>
-      </w:r>
-      <w:r>
-        <w:rPr>
-          <w:b/>
-          <w:bCs/>
-        </w:rPr>
-        <w:t xml:space="preserve">Modifier la pièce</w:t>
-      </w:r>
-      <w:r>
-        <w:t xml:space="preserve"> </w:t>
-      </w:r>
-      <w:r>
-        <w:t xml:space="preserve">:</w:t>
-      </w:r>
-    </w:p>
-    <w:p>
-      <w:pPr>
-        <w:pStyle w:val="Compact"/>
-        <w:numPr>
-          <w:ilvl w:val="1"/>
-          <w:numId w:val="1015"/>
-        </w:numPr>
-      </w:pPr>
-      <w:r>
-        <w:t xml:space="preserve">Cliquer le bouton vert</w:t>
-      </w:r>
-      <w:r>
-        <w:t xml:space="preserve"> </w:t>
-      </w:r>
-      <w:r>
-        <w:rPr>
-          <w:b/>
-          <w:bCs/>
-        </w:rPr>
-        <w:t xml:space="preserve">"Marquer agréée"</w:t>
-      </w:r>
-      <w:r>
-        <w:t xml:space="preserve">.</w:t>
-      </w:r>
-    </w:p>
-    <w:p>
-      <w:pPr>
-        <w:pStyle w:val="Compact"/>
-        <w:numPr>
-          <w:ilvl w:val="1"/>
-          <w:numId w:val="1015"/>
         </w:numPr>
       </w:pPr>
       <w:r>
@@ -2487,8 +2590,8 @@
         <w:t xml:space="preserve">.</w:t>
       </w:r>
     </w:p>
-    <w:bookmarkEnd w:id="37"/>
-    <w:bookmarkStart w:id="38" w:name="visualiser-le-statut"/>
+    <w:bookmarkEnd w:id="38"/>
+    <w:bookmarkStart w:id="39" w:name="visualiser-le-statut"/>
     <w:p>
       <w:pPr>
         <w:pStyle w:val="Heading3"/>
@@ -2502,23 +2605,51 @@
         <w:pStyle w:val="Compact"/>
         <w:numPr>
           <w:ilvl w:val="0"/>
+          <w:numId w:val="1015"/>
+        </w:numPr>
+      </w:pPr>
+      <w:r>
+        <w:t xml:space="preserve">Sur la liste des pièces (</w:t>
+      </w:r>
+      <w:r>
+        <w:rPr>
+          <w:rStyle w:val="VerbatimChar"/>
+        </w:rPr>
+        <w:t xml:space="preserve">/liaison/parts</w:t>
+      </w:r>
+      <w:r>
+        <w:t xml:space="preserve"> </w:t>
+      </w:r>
+      <w:r>
+        <w:t xml:space="preserve">et détail vendeur), chaque ligne porte un badge :</w:t>
+      </w:r>
+    </w:p>
+    <w:p>
+      <w:pPr>
+        <w:pStyle w:val="Compact"/>
+        <w:numPr>
+          <w:ilvl w:val="1"/>
           <w:numId w:val="1016"/>
         </w:numPr>
       </w:pPr>
       <w:r>
-        <w:t xml:space="preserve">Sur la liste des pièces (</w:t>
-      </w:r>
-      <w:r>
-        <w:rPr>
-          <w:rStyle w:val="VerbatimChar"/>
-        </w:rPr>
-        <w:t xml:space="preserve">/liaison/parts</w:t>
-      </w:r>
-      <w:r>
-        <w:t xml:space="preserve"> </w:t>
-      </w:r>
-      <w:r>
-        <w:t xml:space="preserve">et détail vendeur), chaque ligne porte un badge :</w:t>
+        <w:t xml:space="preserve">🟢</w:t>
+      </w:r>
+      <w:r>
+        <w:t xml:space="preserve"> </w:t>
+      </w:r>
+      <w:r>
+        <w:rPr>
+          <w:b/>
+          <w:bCs/>
+        </w:rPr>
+        <w:t xml:space="preserve">✓ Agréée</w:t>
+      </w:r>
+      <w:r>
+        <w:t xml:space="preserve"> </w:t>
+      </w:r>
+      <w:r>
+        <w:t xml:space="preserve">— commission validée par le vendeur, ligne sûre.</w:t>
       </w:r>
     </w:p>
     <w:p>
@@ -2526,35 +2657,7 @@
         <w:pStyle w:val="Compact"/>
         <w:numPr>
           <w:ilvl w:val="1"/>
-          <w:numId w:val="1017"/>
-        </w:numPr>
-      </w:pPr>
-      <w:r>
-        <w:t xml:space="preserve">🟢</w:t>
-      </w:r>
-      <w:r>
-        <w:t xml:space="preserve"> </w:t>
-      </w:r>
-      <w:r>
-        <w:rPr>
-          <w:b/>
-          <w:bCs/>
-        </w:rPr>
-        <w:t xml:space="preserve">✓ Agréée</w:t>
-      </w:r>
-      <w:r>
-        <w:t xml:space="preserve"> </w:t>
-      </w:r>
-      <w:r>
-        <w:t xml:space="preserve">— commission validée par le vendeur, ligne sûre.</w:t>
-      </w:r>
-    </w:p>
-    <w:p>
-      <w:pPr>
-        <w:pStyle w:val="Compact"/>
-        <w:numPr>
-          <w:ilvl w:val="1"/>
-          <w:numId w:val="1017"/>
+          <w:numId w:val="1016"/>
         </w:numPr>
       </w:pPr>
       <w:r>
@@ -2582,7 +2685,7 @@
         <w:pStyle w:val="Compact"/>
         <w:numPr>
           <w:ilvl w:val="0"/>
-          <w:numId w:val="1016"/>
+          <w:numId w:val="1015"/>
         </w:numPr>
       </w:pPr>
       <w:r>
@@ -2596,17 +2699,17 @@
           <w:i/>
           <w:iCs/>
         </w:rPr>
-        <w:t xml:space="preserve">"Commissions à agréer"</w:t>
-      </w:r>
-      <w:r>
-        <w:t xml:space="preserve"> </w:t>
-      </w:r>
-      <w:r>
-        <w:t xml:space="preserve">affiche le compteur global (et s'allume en orange dès qu'il y a une commission en attente).</w:t>
-      </w:r>
-    </w:p>
-    <w:bookmarkEnd w:id="38"/>
-    <w:bookmarkStart w:id="39" w:name="règle-automatique"/>
+        <w:t xml:space="preserve">“Commissions à agréer”</w:t>
+      </w:r>
+      <w:r>
+        <w:t xml:space="preserve"> </w:t>
+      </w:r>
+      <w:r>
+        <w:t xml:space="preserve">affiche le compteur global (et s’allume en orange dès qu’il y a une commission en attente).</w:t>
+      </w:r>
+    </w:p>
+    <w:bookmarkEnd w:id="39"/>
+    <w:bookmarkStart w:id="40" w:name="règle-automatique"/>
     <w:p>
       <w:pPr>
         <w:pStyle w:val="Heading3"/>
@@ -2636,17 +2739,31 @@
         <w:t xml:space="preserve"> </w:t>
       </w:r>
       <w:r>
-        <w:t xml:space="preserve">d'une commission est modifié après agrément, le statut</w:t>
-      </w:r>
-      <w:r>
-        <w:t xml:space="preserve"> </w:t>
-      </w:r>
-      <w:r>
-        <w:rPr>
-          <w:b/>
-          <w:bCs/>
-        </w:rPr>
-        <w:t xml:space="preserve">revient automatiquement à "À agréer"</w:t>
+        <w:t xml:space="preserve">d’une commission est modifié après agrément, le statut</w:t>
+      </w:r>
+      <w:r>
+        <w:t xml:space="preserve"> </w:t>
+      </w:r>
+      <w:r>
+        <w:rPr>
+          <w:b/>
+          <w:bCs/>
+        </w:rPr>
+        <w:t xml:space="preserve">revient automatiquement à</w:t>
+      </w:r>
+      <w:r>
+        <w:rPr>
+          <w:b/>
+          <w:bCs/>
+        </w:rPr>
+        <w:t xml:space="preserve"> </w:t>
+      </w:r>
+      <w:r>
+        <w:rPr>
+          <w:b/>
+          <w:bCs/>
+        </w:rPr>
+        <w:t xml:space="preserve">“À agréer”</w:t>
       </w:r>
       <w:r>
         <w:t xml:space="preserve">.</w:t>
@@ -2657,7 +2774,7 @@
         <w:pStyle w:val="FirstParagraph"/>
       </w:pPr>
       <w:r>
-        <w:t xml:space="preserve">C'est volontaire : on ne peut pas conserver un accord vendeur sur une autre somme que celle qu'il a validée. Toute modification d'amount remet le compteur à zéro et impose une nouvelle validation orale.</w:t>
+        <w:t xml:space="preserve">C’est volontaire : on ne peut pas conserver un accord vendeur sur une autre somme que celle qu’il a validée. Toute modification d’amount remet le compteur à zéro et impose une nouvelle validation orale.</w:t>
       </w:r>
     </w:p>
     <w:p>
@@ -2667,9 +2784,9 @@
         </w:pict>
       </w:r>
     </w:p>
-    <w:bookmarkEnd w:id="39"/>
     <w:bookmarkEnd w:id="40"/>
-    <w:bookmarkStart w:id="41" w:name="X8415148df7315cff8f1445153f691bb00b1fdd3"/>
+    <w:bookmarkEnd w:id="41"/>
+    <w:bookmarkStart w:id="42" w:name="modifier-une-annonce-existante"/>
     <w:p>
       <w:pPr>
         <w:pStyle w:val="Heading2"/>
@@ -2683,7 +2800,111 @@
         <w:pStyle w:val="FirstParagraph"/>
       </w:pPr>
       <w:r>
-        <w:t xml:space="preserve">Le Liaison peut modifier n'importe quelle pièce qu'il a saisie ou qui appartient à un vendeur qu'il gère.</w:t>
+        <w:t xml:space="preserve">Le Liaison peut modifier n’importe quelle pièce qu’il a saisie ou qui appartient à un vendeur qu’il gère.</w:t>
+      </w:r>
+    </w:p>
+    <w:p>
+      <w:pPr>
+        <w:pStyle w:val="Compact"/>
+        <w:numPr>
+          <w:ilvl w:val="0"/>
+          <w:numId w:val="1017"/>
+        </w:numPr>
+      </w:pPr>
+      <w:r>
+        <w:t xml:space="preserve">Aller sur</w:t>
+      </w:r>
+      <w:r>
+        <w:t xml:space="preserve"> </w:t>
+      </w:r>
+      <w:r>
+        <w:rPr>
+          <w:rStyle w:val="VerbatimChar"/>
+        </w:rPr>
+        <w:t xml:space="preserve">/liaison/parts</w:t>
+      </w:r>
+      <w:r>
+        <w:t xml:space="preserve"> </w:t>
+      </w:r>
+      <w:r>
+        <w:t xml:space="preserve">ou sur la page du vendeur.</w:t>
+      </w:r>
+    </w:p>
+    <w:p>
+      <w:pPr>
+        <w:pStyle w:val="Compact"/>
+        <w:numPr>
+          <w:ilvl w:val="0"/>
+          <w:numId w:val="1017"/>
+        </w:numPr>
+      </w:pPr>
+      <w:r>
+        <w:t xml:space="preserve">Cliquer</w:t>
+      </w:r>
+      <w:r>
+        <w:t xml:space="preserve"> </w:t>
+      </w:r>
+      <w:r>
+        <w:rPr>
+          <w:b/>
+          <w:bCs/>
+        </w:rPr>
+        <w:t xml:space="preserve">Modifier</w:t>
+      </w:r>
+      <w:r>
+        <w:t xml:space="preserve"> </w:t>
+      </w:r>
+      <w:r>
+        <w:t xml:space="preserve">sur la ligne de la pièce.</w:t>
+      </w:r>
+    </w:p>
+    <w:p>
+      <w:pPr>
+        <w:pStyle w:val="Compact"/>
+        <w:numPr>
+          <w:ilvl w:val="0"/>
+          <w:numId w:val="1017"/>
+        </w:numPr>
+      </w:pPr>
+      <w:r>
+        <w:t xml:space="preserve">Ajuster les champs nécessaires (nom, prix, état, commission, stock…).</w:t>
+      </w:r>
+    </w:p>
+    <w:p>
+      <w:pPr>
+        <w:pStyle w:val="Compact"/>
+        <w:numPr>
+          <w:ilvl w:val="0"/>
+          <w:numId w:val="1017"/>
+        </w:numPr>
+      </w:pPr>
+      <w:r>
+        <w:t xml:space="preserve">Cliquer</w:t>
+      </w:r>
+      <w:r>
+        <w:t xml:space="preserve"> </w:t>
+      </w:r>
+      <w:r>
+        <w:rPr>
+          <w:b/>
+          <w:bCs/>
+        </w:rPr>
+        <w:t xml:space="preserve">Enregistrer</w:t>
+      </w:r>
+      <w:r>
+        <w:t xml:space="preserve">.</w:t>
+      </w:r>
+    </w:p>
+    <w:p>
+      <w:pPr>
+        <w:pStyle w:val="FirstParagraph"/>
+      </w:pPr>
+      <w:r>
+        <w:rPr>
+          <w:b/>
+          <w:bCs/>
+        </w:rPr>
+        <w:t xml:space="preserve">À retenir :</w:t>
       </w:r>
     </w:p>
     <w:p>
@@ -2695,22 +2916,23 @@
         </w:numPr>
       </w:pPr>
       <w:r>
-        <w:t xml:space="preserve">Aller sur</w:t>
-      </w:r>
-      <w:r>
-        <w:t xml:space="preserve"> </w:t>
-      </w:r>
-      <w:r>
-        <w:rPr>
-          <w:rStyle w:val="VerbatimChar"/>
-        </w:rPr>
-        <w:t xml:space="preserve">/liaison/parts</w:t>
-      </w:r>
-      <w:r>
-        <w:t xml:space="preserve"> </w:t>
-      </w:r>
-      <w:r>
-        <w:t xml:space="preserve">ou sur la page du vendeur.</w:t>
+        <w:t xml:space="preserve">Modifier le</w:t>
+      </w:r>
+      <w:r>
+        <w:t xml:space="preserve"> </w:t>
+      </w:r>
+      <w:r>
+        <w:rPr>
+          <w:b/>
+          <w:bCs/>
+        </w:rPr>
+        <w:t xml:space="preserve">prix</w:t>
+      </w:r>
+      <w:r>
+        <w:t xml:space="preserve"> </w:t>
+      </w:r>
+      <w:r>
+        <w:t xml:space="preserve">ne change pas automatiquement la commission. Il faut renégocier si nécessaire.</w:t>
       </w:r>
     </w:p>
     <w:p>
@@ -2722,23 +2944,48 @@
         </w:numPr>
       </w:pPr>
       <w:r>
-        <w:t xml:space="preserve">Cliquer</w:t>
-      </w:r>
-      <w:r>
-        <w:t xml:space="preserve"> </w:t>
-      </w:r>
-      <w:r>
-        <w:rPr>
-          <w:b/>
-          <w:bCs/>
-        </w:rPr>
-        <w:t xml:space="preserve">Modifier</w:t>
-      </w:r>
-      <w:r>
-        <w:t xml:space="preserve"> </w:t>
-      </w:r>
-      <w:r>
-        <w:t xml:space="preserve">sur la ligne de la pièce.</w:t>
+        <w:t xml:space="preserve">Modifier la</w:t>
+      </w:r>
+      <w:r>
+        <w:t xml:space="preserve"> </w:t>
+      </w:r>
+      <w:r>
+        <w:rPr>
+          <w:b/>
+          <w:bCs/>
+        </w:rPr>
+        <w:t xml:space="preserve">commission</w:t>
+      </w:r>
+      <w:r>
+        <w:t xml:space="preserve"> </w:t>
+      </w:r>
+      <w:r>
+        <w:t xml:space="preserve">(au montant près)</w:t>
+      </w:r>
+      <w:r>
+        <w:t xml:space="preserve"> </w:t>
+      </w:r>
+      <w:r>
+        <w:rPr>
+          <w:b/>
+          <w:bCs/>
+        </w:rPr>
+        <w:t xml:space="preserve">invalide l’agrément vendeur précédent</w:t>
+      </w:r>
+      <w:r>
+        <w:t xml:space="preserve">. Il faut refaire l’étape</w:t>
+      </w:r>
+      <w:r>
+        <w:t xml:space="preserve"> </w:t>
+      </w:r>
+      <w:r>
+        <w:t xml:space="preserve">“Marquer agréée”</w:t>
+      </w:r>
+      <w:r>
+        <w:t xml:space="preserve"> </w:t>
+      </w:r>
+      <w:r>
+        <w:t xml:space="preserve">après accord oral.</w:t>
       </w:r>
     </w:p>
     <w:p>
@@ -2747,124 +2994,6 @@
         <w:numPr>
           <w:ilvl w:val="0"/>
           <w:numId w:val="1018"/>
-        </w:numPr>
-      </w:pPr>
-      <w:r>
-        <w:t xml:space="preserve">Ajuster les champs nécessaires (nom, prix, état, commission, stock…).</w:t>
-      </w:r>
-    </w:p>
-    <w:p>
-      <w:pPr>
-        <w:pStyle w:val="Compact"/>
-        <w:numPr>
-          <w:ilvl w:val="0"/>
-          <w:numId w:val="1018"/>
-        </w:numPr>
-      </w:pPr>
-      <w:r>
-        <w:t xml:space="preserve">Cliquer</w:t>
-      </w:r>
-      <w:r>
-        <w:t xml:space="preserve"> </w:t>
-      </w:r>
-      <w:r>
-        <w:rPr>
-          <w:b/>
-          <w:bCs/>
-        </w:rPr>
-        <w:t xml:space="preserve">Enregistrer</w:t>
-      </w:r>
-      <w:r>
-        <w:t xml:space="preserve">.</w:t>
-      </w:r>
-    </w:p>
-    <w:p>
-      <w:pPr>
-        <w:pStyle w:val="FirstParagraph"/>
-      </w:pPr>
-      <w:r>
-        <w:rPr>
-          <w:b/>
-          <w:bCs/>
-        </w:rPr>
-        <w:t xml:space="preserve">À retenir :</w:t>
-      </w:r>
-    </w:p>
-    <w:p>
-      <w:pPr>
-        <w:pStyle w:val="Compact"/>
-        <w:numPr>
-          <w:ilvl w:val="0"/>
-          <w:numId w:val="1019"/>
-        </w:numPr>
-      </w:pPr>
-      <w:r>
-        <w:t xml:space="preserve">Modifier le</w:t>
-      </w:r>
-      <w:r>
-        <w:t xml:space="preserve"> </w:t>
-      </w:r>
-      <w:r>
-        <w:rPr>
-          <w:b/>
-          <w:bCs/>
-        </w:rPr>
-        <w:t xml:space="preserve">prix</w:t>
-      </w:r>
-      <w:r>
-        <w:t xml:space="preserve"> </w:t>
-      </w:r>
-      <w:r>
-        <w:t xml:space="preserve">ne change pas automatiquement la commission. Il faut renégocier si nécessaire.</w:t>
-      </w:r>
-    </w:p>
-    <w:p>
-      <w:pPr>
-        <w:pStyle w:val="Compact"/>
-        <w:numPr>
-          <w:ilvl w:val="0"/>
-          <w:numId w:val="1019"/>
-        </w:numPr>
-      </w:pPr>
-      <w:r>
-        <w:t xml:space="preserve">Modifier la</w:t>
-      </w:r>
-      <w:r>
-        <w:t xml:space="preserve"> </w:t>
-      </w:r>
-      <w:r>
-        <w:rPr>
-          <w:b/>
-          <w:bCs/>
-        </w:rPr>
-        <w:t xml:space="preserve">commission</w:t>
-      </w:r>
-      <w:r>
-        <w:t xml:space="preserve"> </w:t>
-      </w:r>
-      <w:r>
-        <w:t xml:space="preserve">(au montant près)</w:t>
-      </w:r>
-      <w:r>
-        <w:t xml:space="preserve"> </w:t>
-      </w:r>
-      <w:r>
-        <w:rPr>
-          <w:b/>
-          <w:bCs/>
-        </w:rPr>
-        <w:t xml:space="preserve">invalide l'agrément vendeur précédent</w:t>
-      </w:r>
-      <w:r>
-        <w:t xml:space="preserve">. Il faut refaire l'étape "Marquer agréée" après accord oral.</w:t>
-      </w:r>
-    </w:p>
-    <w:p>
-      <w:pPr>
-        <w:pStyle w:val="Compact"/>
-        <w:numPr>
-          <w:ilvl w:val="0"/>
-          <w:numId w:val="1019"/>
         </w:numPr>
       </w:pPr>
       <w:r>
@@ -2891,8 +3020,8 @@
         </w:pict>
       </w:r>
     </w:p>
-    <w:bookmarkEnd w:id="41"/>
-    <w:bookmarkStart w:id="42" w:name="Xf28a4ca483dafbb8db9b5a20ed53cdc83debfac"/>
+    <w:bookmarkEnd w:id="42"/>
+    <w:bookmarkStart w:id="43" w:name="coordination-des-commandes"/>
     <w:p>
       <w:pPr>
         <w:pStyle w:val="Heading2"/>
@@ -2906,7 +3035,7 @@
         <w:pStyle w:val="FirstParagraph"/>
       </w:pPr>
       <w:r>
-        <w:t xml:space="preserve">Quand une commande arrive sur une pièce d'un vendeur que le Liaison gère, le flux est le suivant :</w:t>
+        <w:t xml:space="preserve">Quand une commande arrive sur une pièce d’un vendeur que le Liaison gère, le flux est le suivant :</w:t>
       </w:r>
     </w:p>
     <w:p>
@@ -2914,7 +3043,7 @@
         <w:pStyle w:val="Compact"/>
         <w:numPr>
           <w:ilvl w:val="0"/>
-          <w:numId w:val="1020"/>
+          <w:numId w:val="1019"/>
         </w:numPr>
       </w:pPr>
       <w:r>
@@ -2928,7 +3057,7 @@
         <w:t xml:space="preserve"> </w:t>
       </w:r>
       <w:r>
-        <w:t xml:space="preserve">— le système notifie le Liaison (et le vendeur s'il a un compte actif).</w:t>
+        <w:t xml:space="preserve">— le système notifie le Liaison (et le vendeur s’il a un compte actif).</w:t>
       </w:r>
     </w:p>
     <w:p>
@@ -2936,7 +3065,7 @@
         <w:pStyle w:val="Compact"/>
         <w:numPr>
           <w:ilvl w:val="0"/>
-          <w:numId w:val="1020"/>
+          <w:numId w:val="1019"/>
         </w:numPr>
       </w:pPr>
       <w:r>
@@ -2958,7 +3087,7 @@
         <w:pStyle w:val="Compact"/>
         <w:numPr>
           <w:ilvl w:val="0"/>
-          <w:numId w:val="1020"/>
+          <w:numId w:val="1019"/>
         </w:numPr>
       </w:pPr>
       <w:r>
@@ -2972,7 +3101,7 @@
         <w:t xml:space="preserve"> </w:t>
       </w:r>
       <w:r>
-        <w:t xml:space="preserve">— depuis l'interface vendeur (le Liaison se connecte avec le compte du vendeur s'il le gère), confirmer la commande pour qu'elle passe en VENDOR_CONFIRMED.</w:t>
+        <w:t xml:space="preserve">— depuis l’interface vendeur (le Liaison se connecte avec le compte du vendeur s’il le gère), confirmer la commande pour qu’elle passe en VENDOR_CONFIRMED.</w:t>
       </w:r>
     </w:p>
     <w:p>
@@ -2980,7 +3109,7 @@
         <w:pStyle w:val="Compact"/>
         <w:numPr>
           <w:ilvl w:val="0"/>
-          <w:numId w:val="1020"/>
+          <w:numId w:val="1019"/>
         </w:numPr>
       </w:pPr>
       <w:r>
@@ -3002,7 +3131,7 @@
         <w:pStyle w:val="Compact"/>
         <w:numPr>
           <w:ilvl w:val="0"/>
-          <w:numId w:val="1020"/>
+          <w:numId w:val="1019"/>
         </w:numPr>
       </w:pPr>
       <w:r>
@@ -3024,7 +3153,7 @@
         <w:pStyle w:val="Compact"/>
         <w:numPr>
           <w:ilvl w:val="0"/>
-          <w:numId w:val="1020"/>
+          <w:numId w:val="1019"/>
         </w:numPr>
       </w:pPr>
       <w:r>
@@ -3038,7 +3167,7 @@
         <w:t xml:space="preserve"> </w:t>
       </w:r>
       <w:r>
-        <w:t xml:space="preserve">— le vendeur est payé dès l'encaissement, commission déduite : à la commande si l'acheteur paie en ligne, à la remise s'il paie au livreur. Aucun fonds n'est bloqué, il n'y a pas de délai de reversement.</w:t>
+        <w:t xml:space="preserve">— le vendeur est payé dès l’encaissement, commission déduite : à la commande si l’acheteur paie en ligne, à la remise s’il paie au livreur. Aucun fonds n’est bloqué, il n’y a pas de délai de reversement.</w:t>
       </w:r>
     </w:p>
     <w:p>
@@ -3065,7 +3194,7 @@
         <w:t xml:space="preserve">OrderItem.commissionAmount</w:t>
       </w:r>
       <w:r>
-        <w:t xml:space="preserve">) est figée. Une modification ultérieure de la commission sur la fiche catalogue n'affecte pas les commandes déjà passées.</w:t>
+        <w:t xml:space="preserve">) est figée. Une modification ultérieure de la commission sur la fiche catalogue n’affecte pas les commandes déjà passées.</w:t>
       </w:r>
     </w:p>
     <w:p>
@@ -3075,8 +3204,8 @@
         </w:pict>
       </w:r>
     </w:p>
-    <w:bookmarkEnd w:id="42"/>
-    <w:bookmarkStart w:id="43" w:name="X000b37cb40e53d7bab47580d935df7634ad80e9"/>
+    <w:bookmarkEnd w:id="43"/>
+    <w:bookmarkStart w:id="44" w:name="suivi-quotidien-du-tableau-de-bord"/>
     <w:p>
       <w:pPr>
         <w:pStyle w:val="Heading2"/>
@@ -3105,7 +3234,8 @@
     <w:tbl>
       <w:tblPr>
         <w:tblStyle w:val="Table"/>
-        <w:tblW w:type="auto" w:w="0"/>
+        <w:tblW w:type="pct" w:w="5000"/>
+        <w:tblLayout w:type="fixed"/>
         <w:tblLook w:firstRow="1" w:lastRow="0" w:firstColumn="0" w:lastColumn="0" w:noHBand="0" w:noVBand="0" w:val="0020"/>
       </w:tblPr>
       <w:tblGrid>
@@ -3196,7 +3326,7 @@
               <w:pStyle w:val="Compact"/>
             </w:pPr>
             <w:r>
-              <w:t xml:space="preserve">Relancer la signature des garanties / activation KYC</w:t>
+              <w:t xml:space="preserve">Faire signer le contrat d’adhésion (il active le vendeur) / relancer le KYC</w:t>
             </w:r>
           </w:p>
         </w:tc>
@@ -3224,7 +3354,7 @@
               <w:pStyle w:val="Compact"/>
             </w:pPr>
             <w:r>
-              <w:t xml:space="preserve">Voir le rythme d'enrichissement du catalogue</w:t>
+              <w:t xml:space="preserve">Voir le rythme d’enrichissement du catalogue</w:t>
             </w:r>
           </w:p>
         </w:tc>
@@ -3283,13 +3413,13 @@
           <w:i/>
           <w:iCs/>
         </w:rPr>
-        <w:t xml:space="preserve">"Commissions à agréer"</w:t>
-      </w:r>
-      <w:r>
-        <w:t xml:space="preserve"> </w:t>
-      </w:r>
-      <w:r>
-        <w:t xml:space="preserve">s'affiche en orange dès qu'au moins une pièce attend l'accord du vendeur.</w:t>
+        <w:t xml:space="preserve">“Commissions à agréer”</w:t>
+      </w:r>
+      <w:r>
+        <w:t xml:space="preserve"> </w:t>
+      </w:r>
+      <w:r>
+        <w:t xml:space="preserve">s’affiche en orange dès qu’au moins une pièce attend l’accord du vendeur.</w:t>
       </w:r>
       <w:r>
         <w:t xml:space="preserve"> </w:t>
@@ -3309,8 +3439,8 @@
         </w:pict>
       </w:r>
     </w:p>
-    <w:bookmarkEnd w:id="43"/>
-    <w:bookmarkStart w:id="46" w:name="X9463a526ce0b230316ab266b51dc8420adfd57c"/>
+    <w:bookmarkEnd w:id="44"/>
+    <w:bookmarkStart w:id="47" w:name="bonnes-pratiques-et-erreurs-à-éviter"/>
     <w:p>
       <w:pPr>
         <w:pStyle w:val="Heading2"/>
@@ -3319,13 +3449,147 @@
         <w:t xml:space="preserve">11. Bonnes pratiques et erreurs à éviter</w:t>
       </w:r>
     </w:p>
-    <w:bookmarkStart w:id="44" w:name="à-faire-systématiquement"/>
+    <w:bookmarkStart w:id="45" w:name="à-faire-systématiquement"/>
     <w:p>
       <w:pPr>
         <w:pStyle w:val="Heading3"/>
       </w:pPr>
       <w:r>
         <w:t xml:space="preserve">À faire systématiquement</w:t>
+      </w:r>
+    </w:p>
+    <w:p>
+      <w:pPr>
+        <w:pStyle w:val="Compact"/>
+        <w:numPr>
+          <w:ilvl w:val="0"/>
+          <w:numId w:val="1020"/>
+        </w:numPr>
+      </w:pPr>
+      <w:r>
+        <w:rPr>
+          <w:b/>
+          <w:bCs/>
+        </w:rPr>
+        <w:t xml:space="preserve">Toujours prendre les coordonnées GPS sur place</w:t>
+      </w:r>
+      <w:r>
+        <w:t xml:space="preserve"> </w:t>
+      </w:r>
+      <w:r>
+        <w:t xml:space="preserve">— l’adresse postale seule ne suffit pas à Abidjan, et le livreur en aura besoin.</w:t>
+      </w:r>
+    </w:p>
+    <w:p>
+      <w:pPr>
+        <w:pStyle w:val="Compact"/>
+        <w:numPr>
+          <w:ilvl w:val="0"/>
+          <w:numId w:val="1020"/>
+        </w:numPr>
+      </w:pPr>
+      <w:r>
+        <w:rPr>
+          <w:b/>
+          <w:bCs/>
+        </w:rPr>
+        <w:t xml:space="preserve">Saisir au moins une photo claire de la pièce</w:t>
+      </w:r>
+      <w:r>
+        <w:t xml:space="preserve"> </w:t>
+      </w:r>
+      <w:r>
+        <w:t xml:space="preserve">à l’onboarding initial — une fiche sans photo se vend mal.</w:t>
+      </w:r>
+    </w:p>
+    <w:p>
+      <w:pPr>
+        <w:pStyle w:val="Compact"/>
+        <w:numPr>
+          <w:ilvl w:val="0"/>
+          <w:numId w:val="1020"/>
+        </w:numPr>
+      </w:pPr>
+      <w:r>
+        <w:rPr>
+          <w:b/>
+          <w:bCs/>
+        </w:rPr>
+        <w:t xml:space="preserve">Faire agréer la commission le jour même</w:t>
+      </w:r>
+      <w:r>
+        <w:t xml:space="preserve"> </w:t>
+      </w:r>
+      <w:r>
+        <w:t xml:space="preserve">de la saisie, idéalement avant de quitter la boutique.</w:t>
+      </w:r>
+    </w:p>
+    <w:p>
+      <w:pPr>
+        <w:pStyle w:val="Compact"/>
+        <w:numPr>
+          <w:ilvl w:val="0"/>
+          <w:numId w:val="1020"/>
+        </w:numPr>
+      </w:pPr>
+      <w:r>
+        <w:rPr>
+          <w:b/>
+          <w:bCs/>
+        </w:rPr>
+        <w:t xml:space="preserve">Mettre à jour le statut</w:t>
+      </w:r>
+      <w:r>
+        <w:rPr>
+          <w:b/>
+          <w:bCs/>
+        </w:rPr>
+        <w:t xml:space="preserve"> </w:t>
+      </w:r>
+      <w:r>
+        <w:rPr>
+          <w:b/>
+          <w:bCs/>
+        </w:rPr>
+        <w:t xml:space="preserve">“En stock”</w:t>
+      </w:r>
+      <w:r>
+        <w:t xml:space="preserve"> </w:t>
+      </w:r>
+      <w:r>
+        <w:t xml:space="preserve">dès qu’une pièce part — vendre une pièce indisponible dégrade la confiance dans Pièces.</w:t>
+      </w:r>
+    </w:p>
+    <w:p>
+      <w:pPr>
+        <w:pStyle w:val="Compact"/>
+        <w:numPr>
+          <w:ilvl w:val="0"/>
+          <w:numId w:val="1020"/>
+        </w:numPr>
+      </w:pPr>
+      <w:r>
+        <w:rPr>
+          <w:b/>
+          <w:bCs/>
+        </w:rPr>
+        <w:t xml:space="preserve">Mettre à jour les zones de livraison</w:t>
+      </w:r>
+      <w:r>
+        <w:t xml:space="preserve"> </w:t>
+      </w:r>
+      <w:r>
+        <w:t xml:space="preserve">quand le vendeur étend son rayon.</w:t>
+      </w:r>
+    </w:p>
+    <w:bookmarkEnd w:id="45"/>
+    <w:bookmarkStart w:id="46" w:name="à-éviter"/>
+    <w:p>
+      <w:pPr>
+        <w:pStyle w:val="Heading3"/>
+      </w:pPr>
+      <w:r>
+        <w:t xml:space="preserve">À éviter</w:t>
       </w:r>
     </w:p>
     <w:p>
@@ -3337,17 +3601,23 @@
         </w:numPr>
       </w:pPr>
       <w:r>
-        <w:rPr>
-          <w:b/>
-          <w:bCs/>
-        </w:rPr>
-        <w:t xml:space="preserve">Toujours prendre les coordonnées GPS sur place</w:t>
-      </w:r>
-      <w:r>
-        <w:t xml:space="preserve"> </w:t>
-      </w:r>
-      <w:r>
-        <w:t xml:space="preserve">— l'adresse postale seule ne suffit pas à Abidjan, et le livreur en aura besoin.</w:t>
+        <w:t xml:space="preserve">❌ Saisir un montant de commission que le vendeur n’a pas énoncé lui-même —</w:t>
+      </w:r>
+      <w:r>
+        <w:t xml:space="preserve"> </w:t>
+      </w:r>
+      <w:r>
+        <w:rPr>
+          <w:b/>
+          <w:bCs/>
+        </w:rPr>
+        <w:t xml:space="preserve">il n’y a pas de plancher pour rattraper</w:t>
+      </w:r>
+      <w:r>
+        <w:t xml:space="preserve"> </w:t>
+      </w:r>
+      <w:r>
+        <w:t xml:space="preserve">: ce qui est saisi est ce qui sera prélevé, et l’agrément ne correspondra plus à ce que le vendeur croit avoir accepté.</w:t>
       </w:r>
     </w:p>
     <w:p>
@@ -3359,17 +3629,7 @@
         </w:numPr>
       </w:pPr>
       <w:r>
-        <w:rPr>
-          <w:b/>
-          <w:bCs/>
-        </w:rPr>
-        <w:t xml:space="preserve">Saisir au moins une photo claire de la pièce</w:t>
-      </w:r>
-      <w:r>
-        <w:t xml:space="preserve"> </w:t>
-      </w:r>
-      <w:r>
-        <w:t xml:space="preserve">à l'onboarding initial — une fiche sans photo se vend mal.</w:t>
+        <w:t xml:space="preserve">❌ Souffler un taux ou une fourchette au vendeur, même « pour l’aider à se décider » — voir section 6.</w:t>
       </w:r>
     </w:p>
     <w:p>
@@ -3381,17 +3641,7 @@
         </w:numPr>
       </w:pPr>
       <w:r>
-        <w:rPr>
-          <w:b/>
-          <w:bCs/>
-        </w:rPr>
-        <w:t xml:space="preserve">Faire agréer la commission le jour même</w:t>
-      </w:r>
-      <w:r>
-        <w:t xml:space="preserve"> </w:t>
-      </w:r>
-      <w:r>
-        <w:t xml:space="preserve">de la saisie, idéalement avant de quitter la boutique.</w:t>
+        <w:t xml:space="preserve">❌ Modifier le prix d’une pièce sans en informer le vendeur — risque de litige.</w:t>
       </w:r>
     </w:p>
     <w:p>
@@ -3403,17 +3653,7 @@
         </w:numPr>
       </w:pPr>
       <w:r>
-        <w:rPr>
-          <w:b/>
-          <w:bCs/>
-        </w:rPr>
-        <w:t xml:space="preserve">Mettre à jour le statut "En stock"</w:t>
-      </w:r>
-      <w:r>
-        <w:t xml:space="preserve"> </w:t>
-      </w:r>
-      <w:r>
-        <w:t xml:space="preserve">dès qu'une pièce part — vendre une pièce indisponible dégrade la confiance dans Pièces.</w:t>
+        <w:t xml:space="preserve">❌ Marquer une commission comme agréée sans avoir eu l’accord oral du vendeur — c’est une fausse déclaration.</w:t>
       </w:r>
     </w:p>
     <w:p>
@@ -3425,27 +3665,7 @@
         </w:numPr>
       </w:pPr>
       <w:r>
-        <w:rPr>
-          <w:b/>
-          <w:bCs/>
-        </w:rPr>
-        <w:t xml:space="preserve">Mettre à jour les zones de livraison</w:t>
-      </w:r>
-      <w:r>
-        <w:t xml:space="preserve"> </w:t>
-      </w:r>
-      <w:r>
-        <w:t xml:space="preserve">quand le vendeur étend son rayon.</w:t>
-      </w:r>
-    </w:p>
-    <w:bookmarkEnd w:id="44"/>
-    <w:bookmarkStart w:id="45" w:name="à-éviter"/>
-    <w:p>
-      <w:pPr>
-        <w:pStyle w:val="Heading3"/>
-      </w:pPr>
-      <w:r>
-        <w:t xml:space="preserve">À éviter</w:t>
+        <w:t xml:space="preserve">❌ Créer un doublon de vendeur (même numéro de téléphone) — le système refusera mais cela perd du temps.</w:t>
       </w:r>
     </w:p>
     <w:p>
@@ -3453,59 +3673,11 @@
         <w:pStyle w:val="Compact"/>
         <w:numPr>
           <w:ilvl w:val="0"/>
-          <w:numId w:val="1022"/>
-        </w:numPr>
-      </w:pPr>
-      <w:r>
-        <w:t xml:space="preserve">❌ Saisir une commission à 0 ou très basse en pensant "on verra plus tard" — le plancher de sécurité va corriger automatiquement, mais l'agrément vendeur ne sera plus aligné avec ce qui est vraiment perçu.</w:t>
-      </w:r>
-    </w:p>
-    <w:p>
-      <w:pPr>
-        <w:pStyle w:val="Compact"/>
-        <w:numPr>
-          <w:ilvl w:val="0"/>
-          <w:numId w:val="1022"/>
-        </w:numPr>
-      </w:pPr>
-      <w:r>
-        <w:t xml:space="preserve">❌ Modifier le prix d'une pièce sans en informer le vendeur — risque de litige.</w:t>
-      </w:r>
-    </w:p>
-    <w:p>
-      <w:pPr>
-        <w:pStyle w:val="Compact"/>
-        <w:numPr>
-          <w:ilvl w:val="0"/>
-          <w:numId w:val="1022"/>
-        </w:numPr>
-      </w:pPr>
-      <w:r>
-        <w:t xml:space="preserve">❌ Marquer une commission comme agréée sans avoir eu l'accord oral du vendeur — c'est une fausse déclaration.</w:t>
-      </w:r>
-    </w:p>
-    <w:p>
-      <w:pPr>
-        <w:pStyle w:val="Compact"/>
-        <w:numPr>
-          <w:ilvl w:val="0"/>
-          <w:numId w:val="1022"/>
-        </w:numPr>
-      </w:pPr>
-      <w:r>
-        <w:t xml:space="preserve">❌ Créer un doublon de vendeur (même numéro de téléphone) — le système refusera mais cela perd du temps.</w:t>
-      </w:r>
-    </w:p>
-    <w:p>
-      <w:pPr>
-        <w:pStyle w:val="Compact"/>
-        <w:numPr>
-          <w:ilvl w:val="0"/>
-          <w:numId w:val="1022"/>
-        </w:numPr>
-      </w:pPr>
-      <w:r>
-        <w:t xml:space="preserve">❌ Laisser des vendeurs en PENDING_ACTIVATION pendant des semaines — leurs pièces ne se vendent pas tant que le statut n'est pas ACTIVE.</w:t>
+          <w:numId w:val="1021"/>
+        </w:numPr>
+      </w:pPr>
+      <w:r>
+        <w:t xml:space="preserve">❌ Laisser des vendeurs en PENDING_ACTIVATION pendant des semaines — leurs pièces ne se vendent pas tant que le statut n’est pas ACTIVE.</w:t>
       </w:r>
     </w:p>
     <w:p>
@@ -3515,9 +3687,9 @@
         </w:pict>
       </w:r>
     </w:p>
-    <w:bookmarkEnd w:id="45"/>
     <w:bookmarkEnd w:id="46"/>
-    <w:bookmarkStart w:id="47" w:name="X9926e109b1acf5829590e67183508910bbfe874"/>
+    <w:bookmarkEnd w:id="47"/>
+    <w:bookmarkStart w:id="48" w:name="faq-liaison"/>
     <w:p>
       <w:pPr>
         <w:pStyle w:val="Heading2"/>
@@ -3571,7 +3743,7 @@
         <w:t xml:space="preserve"> </w:t>
       </w:r>
       <w:r>
-        <w:t xml:space="preserve">du vendeur (création d'un compte avec son numéro de téléphone, attribution du rôle SELLER, liaison du</w:t>
+        <w:t xml:space="preserve">du vendeur (création d’un compte avec son numéro de téléphone, attribution du rôle SELLER, liaison du</w:t>
       </w:r>
       <w:r>
         <w:t xml:space="preserve"> </w:t>
@@ -3598,7 +3770,7 @@
         <w:t xml:space="preserve"> </w:t>
       </w:r>
       <w:r>
-        <w:t xml:space="preserve">reste rempli — le Liaison continue d'apparaître comme accompagnateur.</w:t>
+        <w:t xml:space="preserve">reste rempli — le Liaison continue d’apparaître comme accompagnateur.</w:t>
       </w:r>
     </w:p>
     <w:p>
@@ -3610,7 +3782,7 @@
           <w:b/>
           <w:bCs/>
         </w:rPr>
-        <w:t xml:space="preserve">Q. J'ai créé une pièce par erreur, comment la supprimer ?</w:t>
+        <w:t xml:space="preserve">Q. J’ai créé une pièce par erreur, comment la supprimer ?</w:t>
       </w:r>
       <w:r>
         <w:t xml:space="preserve"> </w:t>
@@ -3632,7 +3804,7 @@
         <w:t xml:space="preserve"> </w:t>
       </w:r>
       <w:r>
-        <w:t xml:space="preserve">via le bouton de modification (ou via l'admin Pièces). Les pièces archivées n'apparaissent plus dans la recherche publique mais restent dans l'historique.</w:t>
+        <w:t xml:space="preserve">via le bouton de modification (ou via l’admin Pièces). Les pièces archivées n’apparaissent plus dans la recherche publique mais restent dans l’historique.</w:t>
       </w:r>
     </w:p>
     <w:p>
@@ -3650,7 +3822,7 @@
         <w:t xml:space="preserve"> </w:t>
       </w:r>
       <w:r>
-        <w:t xml:space="preserve">R. Modifier la commission sur chaque pièce concernée, puis re-marquer agréée après accord oral. Pour un changement global du vendeur, contacter l'admin Pièces (il peut faire un update en masse).</w:t>
+        <w:t xml:space="preserve">R. Modifier la commission sur chaque pièce concernée, puis re-marquer agréée après accord oral. Pour un changement global du vendeur, contacter l’admin Pièces (il peut faire un update en masse).</w:t>
       </w:r>
     </w:p>
     <w:p>
@@ -3680,7 +3852,7 @@
           <w:b/>
           <w:bCs/>
         </w:rPr>
-        <w:t xml:space="preserve">Q. Je ne vois pas un vendeur que j'ai onboardé.</w:t>
+        <w:t xml:space="preserve">Q. Je ne vois pas un vendeur que j’ai onboardé.</w:t>
       </w:r>
       <w:r>
         <w:t xml:space="preserve"> </w:t>
@@ -3701,7 +3873,7 @@
         <w:t xml:space="preserve"> </w:t>
       </w:r>
       <w:r>
-        <w:t xml:space="preserve">pointe bien sur votre compte. Si vous avez onboardé pour un autre Liaison ou un autre Liaison a repris le suivi, demander à l'admin de réassigner.</w:t>
+        <w:t xml:space="preserve">pointe bien sur votre compte. Si vous avez onboardé pour un autre Liaison ou un autre Liaison a repris le suivi, demander à l’admin de réassigner.</w:t>
       </w:r>
     </w:p>
     <w:p>
@@ -3719,7 +3891,7 @@
         <w:t xml:space="preserve"> </w:t>
       </w:r>
       <w:r>
-        <w:t xml:space="preserve">R. Seul l'état (Neuf/Occasion/Ré-usiné), le prix, la commission, la garantie, la compatibilité et le stock sont modifiables après création. Pour changer le nom ou la catégorie de manière significative, archiver et recréer.</w:t>
+        <w:t xml:space="preserve">R. Seul l’état (Neuf/Occasion/Ré-usiné), le prix, la commission, la garantie, la compatibilité et le stock sont modifiables après création. Pour changer le nom ou la catégorie de manière significative, archiver et recréer.</w:t>
       </w:r>
     </w:p>
     <w:p>
@@ -3737,7 +3909,7 @@
         <w:t xml:space="preserve"> </w:t>
       </w:r>
       <w:r>
-        <w:t xml:space="preserve">R. Le tableau de bord Liaison n'expose pas encore les commandes ; passer par l'interface vendeur (se connecter avec le compte du vendeur si on le gère, ou demander au vendeur). Une intégration commandes dans l'espace Liaison est prévue.</w:t>
+        <w:t xml:space="preserve">R. Le tableau de bord Liaison n’expose pas encore les commandes ; passer par l’interface vendeur (se connecter avec le compte du vendeur si on le gère, ou demander au vendeur). Une intégration commandes dans l’espace Liaison est prévue.</w:t>
       </w:r>
     </w:p>
     <w:p>
@@ -3747,8 +3919,8 @@
         </w:pict>
       </w:r>
     </w:p>
-    <w:bookmarkEnd w:id="47"/>
-    <w:bookmarkStart w:id="48" w:name="annexe--référence-rapide-des-écrans"/>
+    <w:bookmarkEnd w:id="48"/>
+    <w:bookmarkStart w:id="49" w:name="annexe-référence-rapide-des-écrans"/>
     <w:p>
       <w:pPr>
         <w:pStyle w:val="Heading2"/>
@@ -3883,7 +4055,7 @@
               <w:pStyle w:val="Compact"/>
             </w:pPr>
             <w:r>
-              <w:t xml:space="preserve">Détail d'un vendeur</w:t>
+              <w:t xml:space="preserve">Détail d’un vendeur</w:t>
             </w:r>
           </w:p>
         </w:tc>
@@ -4000,16 +4172,12 @@
           <w:i/>
           <w:iCs/>
         </w:rPr>
-        <w:t xml:space="preserve">Document interne Pièces — à conserver et à transmettre à tout nouveau Liaison rejoignant l'équipe.</w:t>
-      </w:r>
-    </w:p>
-    <w:bookmarkEnd w:id="48"/>
+        <w:t xml:space="preserve">Document interne Pièces — à conserver et à transmettre à tout nouveau Liaison rejoignant l’équipe.</w:t>
+      </w:r>
+    </w:p>
     <w:bookmarkEnd w:id="49"/>
-    <w:sectPr>
-      <w:footnotePr>
-        <w:numRestart w:val="eachSect"/>
-      </w:footnotePr>
-    </w:sectPr>
+    <w:bookmarkEnd w:id="50"/>
+    <w:sectPr/>
   </w:body>
 </w:document>
 </file>
@@ -4478,37 +4646,37 @@
     <w:abstractNumId w:val="991"/>
   </w:num>
   <w:num w:numId="1013">
-    <w:abstractNumId w:val="991"/>
+    <w:abstractNumId w:val="99411"/>
+    <w:lvlOverride w:ilvl="0">
+      <w:startOverride w:val="1"/>
+    </w:lvlOverride>
+    <w:lvlOverride w:ilvl="1">
+      <w:startOverride w:val="1"/>
+    </w:lvlOverride>
+    <w:lvlOverride w:ilvl="2">
+      <w:startOverride w:val="1"/>
+    </w:lvlOverride>
+    <w:lvlOverride w:ilvl="3">
+      <w:startOverride w:val="1"/>
+    </w:lvlOverride>
+    <w:lvlOverride w:ilvl="4">
+      <w:startOverride w:val="1"/>
+    </w:lvlOverride>
+    <w:lvlOverride w:ilvl="5">
+      <w:startOverride w:val="1"/>
+    </w:lvlOverride>
+    <w:lvlOverride w:ilvl="6">
+      <w:startOverride w:val="1"/>
+    </w:lvlOverride>
+    <w:lvlOverride w:ilvl="7">
+      <w:startOverride w:val="1"/>
+    </w:lvlOverride>
+    <w:lvlOverride w:ilvl="8">
+      <w:startOverride w:val="1"/>
+    </w:lvlOverride>
   </w:num>
   <w:num w:numId="1014">
-    <w:abstractNumId w:val="99411"/>
-    <w:lvlOverride w:ilvl="0">
-      <w:startOverride w:val="1"/>
-    </w:lvlOverride>
-    <w:lvlOverride w:ilvl="1">
-      <w:startOverride w:val="1"/>
-    </w:lvlOverride>
-    <w:lvlOverride w:ilvl="2">
-      <w:startOverride w:val="1"/>
-    </w:lvlOverride>
-    <w:lvlOverride w:ilvl="3">
-      <w:startOverride w:val="1"/>
-    </w:lvlOverride>
-    <w:lvlOverride w:ilvl="4">
-      <w:startOverride w:val="1"/>
-    </w:lvlOverride>
-    <w:lvlOverride w:ilvl="5">
-      <w:startOverride w:val="1"/>
-    </w:lvlOverride>
-    <w:lvlOverride w:ilvl="6">
-      <w:startOverride w:val="1"/>
-    </w:lvlOverride>
-    <w:lvlOverride w:ilvl="7">
-      <w:startOverride w:val="1"/>
-    </w:lvlOverride>
-    <w:lvlOverride w:ilvl="8">
-      <w:startOverride w:val="1"/>
-    </w:lvlOverride>
+    <w:abstractNumId w:val="991"/>
   </w:num>
   <w:num w:numId="1015">
     <w:abstractNumId w:val="991"/>
@@ -4517,9 +4685,39 @@
     <w:abstractNumId w:val="991"/>
   </w:num>
   <w:num w:numId="1017">
+    <w:abstractNumId w:val="99411"/>
+    <w:lvlOverride w:ilvl="0">
+      <w:startOverride w:val="1"/>
+    </w:lvlOverride>
+    <w:lvlOverride w:ilvl="1">
+      <w:startOverride w:val="1"/>
+    </w:lvlOverride>
+    <w:lvlOverride w:ilvl="2">
+      <w:startOverride w:val="1"/>
+    </w:lvlOverride>
+    <w:lvlOverride w:ilvl="3">
+      <w:startOverride w:val="1"/>
+    </w:lvlOverride>
+    <w:lvlOverride w:ilvl="4">
+      <w:startOverride w:val="1"/>
+    </w:lvlOverride>
+    <w:lvlOverride w:ilvl="5">
+      <w:startOverride w:val="1"/>
+    </w:lvlOverride>
+    <w:lvlOverride w:ilvl="6">
+      <w:startOverride w:val="1"/>
+    </w:lvlOverride>
+    <w:lvlOverride w:ilvl="7">
+      <w:startOverride w:val="1"/>
+    </w:lvlOverride>
+    <w:lvlOverride w:ilvl="8">
+      <w:startOverride w:val="1"/>
+    </w:lvlOverride>
+  </w:num>
+  <w:num w:numId="1018">
     <w:abstractNumId w:val="991"/>
   </w:num>
-  <w:num w:numId="1018">
+  <w:num w:numId="1019">
     <w:abstractNumId w:val="99411"/>
     <w:lvlOverride w:ilvl="0">
       <w:startOverride w:val="1"/>
@@ -4549,43 +4747,10 @@
       <w:startOverride w:val="1"/>
     </w:lvlOverride>
   </w:num>
-  <w:num w:numId="1019">
+  <w:num w:numId="1020">
     <w:abstractNumId w:val="991"/>
   </w:num>
-  <w:num w:numId="1020">
-    <w:abstractNumId w:val="99411"/>
-    <w:lvlOverride w:ilvl="0">
-      <w:startOverride w:val="1"/>
-    </w:lvlOverride>
-    <w:lvlOverride w:ilvl="1">
-      <w:startOverride w:val="1"/>
-    </w:lvlOverride>
-    <w:lvlOverride w:ilvl="2">
-      <w:startOverride w:val="1"/>
-    </w:lvlOverride>
-    <w:lvlOverride w:ilvl="3">
-      <w:startOverride w:val="1"/>
-    </w:lvlOverride>
-    <w:lvlOverride w:ilvl="4">
-      <w:startOverride w:val="1"/>
-    </w:lvlOverride>
-    <w:lvlOverride w:ilvl="5">
-      <w:startOverride w:val="1"/>
-    </w:lvlOverride>
-    <w:lvlOverride w:ilvl="6">
-      <w:startOverride w:val="1"/>
-    </w:lvlOverride>
-    <w:lvlOverride w:ilvl="7">
-      <w:startOverride w:val="1"/>
-    </w:lvlOverride>
-    <w:lvlOverride w:ilvl="8">
-      <w:startOverride w:val="1"/>
-    </w:lvlOverride>
-  </w:num>
   <w:num w:numId="1021">
-    <w:abstractNumId w:val="991"/>
-  </w:num>
-  <w:num w:numId="1022">
     <w:abstractNumId w:val="991"/>
   </w:num>
 </w:numbering>
@@ -4651,6 +4816,8 @@
     </w:pPr>
     <w:rPr>
       <w:rFonts w:asciiTheme="majorHAnsi" w:cstheme="majorBidi" w:eastAsiaTheme="majorEastAsia" w:hAnsiTheme="majorHAnsi"/>
+      <w:spacing w:val="-10"/>
+      <w:kern w:val="28"/>
       <w:sz w:val="56"/>
       <w:szCs w:val="56"/>
     </w:rPr>
@@ -4663,6 +4830,8 @@
     <w:rsid w:val="00A10FD9"/>
     <w:rPr>
       <w:rFonts w:asciiTheme="majorHAnsi" w:cstheme="majorBidi" w:eastAsiaTheme="majorEastAsia" w:hAnsiTheme="majorHAnsi"/>
+      <w:spacing w:val="-10"/>
+      <w:kern w:val="28"/>
       <w:sz w:val="56"/>
       <w:szCs w:val="56"/>
     </w:rPr>
@@ -4703,31 +4872,23 @@
   </w:style>
   <w:style w:customStyle="1" w:styleId="Author" w:type="paragraph">
     <w:name w:val="Author"/>
-    <w:basedOn w:val="Title"/>
     <w:next w:val="BodyText"/>
     <w:qFormat/>
     <w:pPr>
       <w:keepNext/>
       <w:keepLines/>
+      <w:jc w:val="center"/>
     </w:pPr>
-    <w:rPr>
-      <w:sz w:val="24"/>
-      <w:szCs w:val="24"/>
-    </w:rPr>
   </w:style>
   <w:style w:styleId="Date" w:type="paragraph">
     <w:name w:val="Date"/>
-    <w:basedOn w:val="Title"/>
     <w:next w:val="BodyText"/>
     <w:qFormat/>
     <w:pPr>
       <w:keepNext/>
       <w:keepLines/>
+      <w:jc w:val="center"/>
     </w:pPr>
-    <w:rPr>
-      <w:sz w:val="24"/>
-      <w:szCs w:val="24"/>
-    </w:rPr>
   </w:style>
   <w:style w:customStyle="1" w:styleId="AbstractTitle" w:type="paragraph">
     <w:name w:val="Abstract Title"/>

--- a/docs/deep-dive-manuel-liaison.docx
+++ b/docs/deep-dive-manuel-liaison.docx
@@ -409,7 +409,23 @@
         <w:t xml:space="preserve"> </w:t>
       </w:r>
       <w:r>
-        <w:t xml:space="preserve">les vendeurs sur la plateforme Pièces : créer leur compte, saisir leur KYC, prendre la photo des premières pièces, fixer une commission agréée pour chaque article.</w:t>
+        <w:t xml:space="preserve">les vendeurs sur la plateforme Pièces : créer leur compte, saisir leur KYC,</w:t>
+      </w:r>
+      <w:r>
+        <w:t xml:space="preserve"> </w:t>
+      </w:r>
+      <w:r>
+        <w:rPr>
+          <w:b/>
+          <w:bCs/>
+        </w:rPr>
+        <w:t xml:space="preserve">recenser tout le stock</w:t>
+      </w:r>
+      <w:r>
+        <w:t xml:space="preserve"> </w:t>
+      </w:r>
+      <w:r>
+        <w:t xml:space="preserve">(photo et description, rayon par rayon — pas un échantillon), fixer une commission agréée pour chaque article.</w:t>
       </w:r>
     </w:p>
     <w:p>
@@ -3500,6 +3516,28 @@
       </w:r>
       <w:r>
         <w:t xml:space="preserve">à l’onboarding initial — une fiche sans photo se vend mal.</w:t>
+      </w:r>
+    </w:p>
+    <w:p>
+      <w:pPr>
+        <w:pStyle w:val="Compact"/>
+        <w:numPr>
+          <w:ilvl w:val="0"/>
+          <w:numId w:val="1020"/>
+        </w:numPr>
+      </w:pPr>
+      <w:r>
+        <w:rPr>
+          <w:b/>
+          <w:bCs/>
+        </w:rPr>
+        <w:t xml:space="preserve">Prendre tout le stock au premier passage</w:t>
+      </w:r>
+      <w:r>
+        <w:t xml:space="preserve"> </w:t>
+      </w:r>
+      <w:r>
+        <w:t xml:space="preserve">— nous sommes en phase de recensement avant l’ouverture : ce qui n’est pas photographié ce jour-là n’existera pas au lancement. Si le magasin est trop grand pour une demi-journée, on repasse jusqu’à l’avoir fini plutôt que de s’arrêter à un échantillon.</w:t>
       </w:r>
     </w:p>
     <w:p>

--- a/docs/deep-dive-manuel-liaison.docx
+++ b/docs/deep-dive-manuel-liaison.docx
@@ -3537,7 +3537,7 @@
         <w:t xml:space="preserve"> </w:t>
       </w:r>
       <w:r>
-        <w:t xml:space="preserve">— nous sommes en phase de recensement avant l’ouverture : ce qui n’est pas photographié ce jour-là n’existera pas au lancement. Si le magasin est trop grand pour une demi-journée, on repasse jusqu’à l’avoir fini plutôt que de s’arrêter à un échantillon.</w:t>
+        <w:t xml:space="preserve">— nous sommes en phase de recrutement des vendeurs et de constitution du catalogue avant l’ouverture : ce qui n’est pas photographié ce jour-là n’existera pas au lancement. Si le magasin est trop grand pour une demi-journée, on repasse jusqu’à l’avoir fini plutôt que de s’arrêter à un échantillon.</w:t>
       </w:r>
     </w:p>
     <w:p>

--- a/docs/deep-dive-manuel-liaison.docx
+++ b/docs/deep-dive-manuel-liaison.docx
@@ -1170,6 +1170,98 @@
       </w:pPr>
       <w:r>
         <w:t xml:space="preserve">Les six dernières lignes ne se remplissent pas au bureau : elles sortent de la découverte menée en magasin (blocs 1 à 5 de la trame d’entretien). Le nom de l’employé, en particulier, est la réponse à la question « qui connaît le stock par cœur ici ? ».</w:t>
+      </w:r>
+    </w:p>
+    <w:p>
+      <w:pPr>
+        <w:pStyle w:val="BodyText"/>
+      </w:pPr>
+      <w:r>
+        <w:rPr>
+          <w:b/>
+          <w:bCs/>
+        </w:rPr>
+        <w:t xml:space="preserve">Pour un vendeur qui n’est pas encore au CRM, il n’y a rien à préparer du tout.</w:t>
+      </w:r>
+      <w:r>
+        <w:t xml:space="preserve"> </w:t>
+      </w:r>
+      <w:r>
+        <w:t xml:space="preserve">L’entretien se démarre à blanc —</w:t>
+      </w:r>
+      <w:r>
+        <w:t xml:space="preserve"> </w:t>
+      </w:r>
+      <w:r>
+        <w:rPr>
+          <w:i/>
+          <w:iCs/>
+        </w:rPr>
+        <w:t xml:space="preserve">Prospection</w:t>
+      </w:r>
+      <w:r>
+        <w:t xml:space="preserve"> </w:t>
+      </w:r>
+      <w:r>
+        <w:t xml:space="preserve">→</w:t>
+      </w:r>
+      <w:r>
+        <w:t xml:space="preserve"> </w:t>
+      </w:r>
+      <w:r>
+        <w:rPr>
+          <w:i/>
+          <w:iCs/>
+        </w:rPr>
+        <w:t xml:space="preserve">Nouvel entretien</w:t>
+      </w:r>
+      <w:r>
+        <w:t xml:space="preserve"> </w:t>
+      </w:r>
+      <w:r>
+        <w:t xml:space="preserve">→ onglet</w:t>
+      </w:r>
+      <w:r>
+        <w:t xml:space="preserve"> </w:t>
+      </w:r>
+      <w:r>
+        <w:rPr>
+          <w:b/>
+          <w:bCs/>
+        </w:rPr>
+        <w:t xml:space="preserve">Nouveau</w:t>
+      </w:r>
+      <w:r>
+        <w:t xml:space="preserve"> </w:t>
+      </w:r>
+      <w:r>
+        <w:t xml:space="preserve">→</w:t>
+      </w:r>
+      <w:r>
+        <w:t xml:space="preserve"> </w:t>
+      </w:r>
+      <w:r>
+        <w:rPr>
+          <w:b/>
+          <w:bCs/>
+        </w:rPr>
+        <w:t xml:space="preserve">Démarrer l’entretien</w:t>
+      </w:r>
+      <w:r>
+        <w:t xml:space="preserve">, aucun champ à saisir. Le nom du patron, l’enseigne, le téléphone et la commune se relèvent</w:t>
+      </w:r>
+      <w:r>
+        <w:t xml:space="preserve"> </w:t>
+      </w:r>
+      <w:r>
+        <w:rPr>
+          <w:b/>
+          <w:bCs/>
+        </w:rPr>
+        <w:t xml:space="preserve">à la fin</w:t>
+      </w:r>
+      <w:r>
+        <w:t xml:space="preserve">, dans le bloc « Identité de la boutique » sous la trame, et ce sont eux qui créent la fiche prospect à la clôture. Demander ces informations en entrant ferme la porte ; les demander à la fin, après le oui, ne coûte rien (voir la bible, section 7, « Le relevé d’identité »). La clôture de l’entretien reste bloquée tant qu’un nom ou une enseigne n’est pas renseigné.</w:t>
       </w:r>
     </w:p>
     <w:p>
